--- a/arb/docx/52.content.docx
+++ b/arb/docx/52.content.docx
@@ -147,13 +147,6 @@
         <w:rPr>
           <w:lang w:val="ar_AE" w:bidi="ar_AE"/>
         </w:rPr>
-      </w:r>
-      <w:r>
-        <w:rPr>
-          <w:i/>
-          <w:lang w:val="ar_AE" w:bidi="ar_AE"/>
-        </w:rPr>
-        <w:t>١ تسالونيكي ١: ٣, ١ تسالونيكي ١: ٥, ١ تسالونيكي ١: ٦, ١ تسالونيكي ١: ٦ (#٢), ١ تسالونيكي ١: ٨, ١ تسالونيكي ١: ٩, ١ تسالونيكي ١: ١٠, ١ تسالونيكي ١: ١٠ (#٢), ١ تسالونيكي ٢:٢, ١ تسالونيكي ٢: ٤, ١ تسالونيكي ٢: ٥–٦, ١ تسالونيكي ٢: ٧–٨, ١ تسالونيكي ٢: ٩, ١ تسالونيكي ٢: ١١, ١ تسالونيكي ٢: ١٢, ١ تسالونيكي ٢: ١٣, ١ تسالونيكي ٢: ١٤–١٦, ١ تسالونيكي ٢: ١٧–١٨, ١ تسالونيكي ٢: ١٩–٢٠, ١ تسالونيكي ٣: ١–٢, ١ تسالونيكي ٣:٣, ١ تسالونيكي ٣: ٥, ١ تسالونيكي ٣: ٦–٧, ١ تسالونيكي ٣: ٨, ١ تسالونيكي ٣: ١٠, ١ تسالونيكي ٣: ١٢, ١ تسالونيكي ٣: ١٣, ١ تسالونيكي ٤: ١–٢, ١ تسالونيكي ٤: ٣, ١ تسالونيكي ٤:٤, ١ تسالونيكي ٤: ٦, ١ تسالونيكي ٤: ٨, ١ تسالونيكي ٤: ٩–١٠, ١ تسالونيكي ٤: ١١–١٢, ١ تسالونيكي ٤: ١٣, ١ تسالونيكي ٤: ١٤, ١ تسالونيكي ٤: ١٦, ١ تسالونيكي ٤: ١٦–١٧, ١ تسالونيكي ٤: ١٧, ١ تسالونيكي ٤: ١٨, ١ تسالونيكي ٥: ٢, ١ تسالونيكي ٥: ٣, ١ تسالونيكي ٥: ٤–٥, ١ تسالونيكي ٥: ٦, ١ تسالونيكي ٥: ٩, ١ تسالونيكي ٥: ١٢–١٣, ١ تسالونيكي ٥: ١٥, ١ تسالونيكي ٥: ١٨, ١ تسالونيكي ٥: ٢٠–٢١, ١ تسالونيكي ٥: ٢٣, ١ تسالونيكي ٥: ٢٨</w:t>
       </w:r>
       <w:r>
         <w:rPr>

--- a/arb/docx/52.content.docx
+++ b/arb/docx/52.content.docx
@@ -132,21 +132,6 @@
           <w:lang w:val="ar_AE" w:bidi="ar_AE"/>
         </w:rPr>
         <w:t>1TH</w:t>
-      </w:r>
-      <w:r>
-        <w:rPr>
-          <w:lang w:val="ar_AE" w:bidi="ar_AE"/>
-        </w:rPr>
-      </w:r>
-    </w:p>
-    <w:p>
-      <w:pPr>
-        <w:bidi/>
-      </w:pPr>
-      <w:r>
-        <w:rPr>
-          <w:lang w:val="ar_AE" w:bidi="ar_AE"/>
-        </w:rPr>
       </w:r>
       <w:r>
         <w:rPr>

--- a/arb/docx/52.content.docx
+++ b/arb/docx/52.content.docx
@@ -22,7 +22,7 @@
         <w:rPr>
           <w:lang w:val="ar_AE" w:bidi="ar_AE"/>
         </w:rPr>
-        <w:t>Resource: أسئلة الترجمة (unfoldingWord)</w:t>
+        <w:t>Resource: unfoldingWord® Translation Questions</w:t>
       </w:r>
       <w:r>
         <w:rPr>
@@ -91,7 +91,7 @@
         <w:rPr>
           <w:lang w:val="ar_AE" w:bidi="ar_AE"/>
         </w:rPr>
-        <w:t>أسئلة الترجمة (unfoldingWord)</w:t>
+        <w:t>unfoldingWord® Translation Questions</w:t>
       </w:r>
     </w:p>
     <w:p>

--- a/arb/docx/52.content.docx
+++ b/arb/docx/52.content.docx
@@ -9,6 +9,8 @@
       </w:pPr>
       <w:r>
         <w:rPr>
+          <w:rtl/>
+          <w:cs/>
           <w:lang w:val="ar_AE" w:bidi="ar_AE"/>
         </w:rPr>
       </w:r>
@@ -20,64 +22,84 @@
       </w:pPr>
       <w:r>
         <w:rPr>
+          <w:rtl/>
+          <w:cs/>
           <w:lang w:val="ar_AE" w:bidi="ar_AE"/>
         </w:rPr>
         <w:t>Resource: unfoldingWord® Translation Questions</w:t>
       </w:r>
       <w:r>
         <w:rPr>
-          <w:lang w:val="ar_AE" w:bidi="ar_AE"/>
-        </w:rPr>
-      </w:r>
-    </w:p>
-    <w:p>
-      <w:pPr>
-        <w:bidi/>
-      </w:pPr>
-      <w:r>
-        <w:rPr>
+          <w:rtl/>
+          <w:cs/>
+          <w:lang w:val="ar_AE" w:bidi="ar_AE"/>
+        </w:rPr>
+      </w:r>
+    </w:p>
+    <w:p>
+      <w:pPr>
+        <w:bidi/>
+      </w:pPr>
+      <w:r>
+        <w:rPr>
+          <w:rtl/>
+          <w:cs/>
           <w:lang w:val="ar_AE" w:bidi="ar_AE"/>
         </w:rPr>
       </w:r>
       <w:r>
         <w:rPr>
           <w:b/>
+          <w:rtl/>
+          <w:cs/>
           <w:lang w:val="ar_AE" w:bidi="ar_AE"/>
         </w:rPr>
         <w:t>unfoldingWord® Translation Questions</w:t>
       </w:r>
       <w:r>
         <w:rPr>
+          <w:rtl/>
+          <w:cs/>
           <w:lang w:val="ar_AE" w:bidi="ar_AE"/>
         </w:rPr>
         <w:t xml:space="preserve"> © 2022 unfoldingWord. Released under CC BY-SA 4.0 license. </w:t>
       </w:r>
       <w:r>
         <w:rPr>
+          <w:rtl/>
+          <w:cs/>
           <w:lang w:val="ar_AE" w:bidi="ar_AE"/>
         </w:rPr>
         <w:t>unfoldingWord® Translation Questions</w:t>
       </w:r>
       <w:r>
         <w:rPr>
+          <w:rtl/>
+          <w:cs/>
           <w:lang w:val="ar_AE" w:bidi="ar_AE"/>
         </w:rPr>
         <w:t xml:space="preserve"> has been adapted in the following languages: Tok Pisin, Arabic (عربي), French (Français), Hindi (हिंदी), Indonesian (Bahasa Indonesia), Portuguese (Português), Russian (Русский), Spanish (Español), Swahili (Kiswahili), and Simplified Chinese (简体中文) from </w:t>
       </w:r>
       <w:r>
         <w:rPr>
+          <w:rtl/>
+          <w:cs/>
           <w:lang w:val="ar_AE" w:bidi="ar_AE"/>
         </w:rPr>
         <w:t>unfoldingWord® Translation Questions</w:t>
       </w:r>
       <w:r>
         <w:rPr>
+          <w:rtl/>
+          <w:cs/>
           <w:lang w:val="ar_AE" w:bidi="ar_AE"/>
         </w:rPr>
         <w:t xml:space="preserve"> © 2022 unfoldingWord. Released under CC BY-SA 4.0 license by Mission Mutual</w:t>
       </w:r>
       <w:r>
         <w:rPr>
+          <w:rtl/>
+          <w:cs/>
           <w:lang w:val="ar_AE" w:bidi="ar_AE"/>
         </w:rPr>
       </w:r>
@@ -89,6 +111,8 @@
       </w:pPr>
       <w:r>
         <w:rPr>
+          <w:rtl/>
+          <w:cs/>
           <w:lang w:val="ar_AE" w:bidi="ar_AE"/>
         </w:rPr>
         <w:t>unfoldingWord® Translation Questions</w:t>
@@ -118,6 +142,8 @@
       </w:pPr>
       <w:r>
         <w:rPr>
+          <w:rtl/>
+          <w:cs/>
           <w:lang w:val="ar_AE" w:bidi="ar_AE"/>
         </w:rPr>
       </w:r>
@@ -129,38 +155,50 @@
       </w:pPr>
       <w:r>
         <w:rPr>
+          <w:rtl/>
+          <w:cs/>
           <w:lang w:val="ar_AE" w:bidi="ar_AE"/>
         </w:rPr>
         <w:t>1TH</w:t>
       </w:r>
       <w:r>
         <w:rPr>
-          <w:lang w:val="ar_AE" w:bidi="ar_AE"/>
-        </w:rPr>
-      </w:r>
-    </w:p>
-    <w:p>
-      <w:pPr>
-        <w:bidi/>
-      </w:pPr>
-      <w:r>
-        <w:rPr>
-          <w:lang w:val="ar_AE" w:bidi="ar_AE"/>
-        </w:rPr>
-      </w:r>
-      <w:r>
-        <w:rPr>
+          <w:rtl/>
+          <w:cs/>
+          <w:lang w:val="ar_AE" w:bidi="ar_AE"/>
+        </w:rPr>
+      </w:r>
+    </w:p>
+    <w:p>
+      <w:pPr>
+        <w:bidi/>
+      </w:pPr>
+      <w:r>
+        <w:rPr>
+          <w:rtl/>
+          <w:cs/>
+          <w:lang w:val="ar_AE" w:bidi="ar_AE"/>
+        </w:rPr>
+      </w:r>
+      <w:r>
+        <w:rPr>
+          <w:rtl/>
+          <w:cs/>
           <w:lang w:val="ar_AE" w:bidi="ar_AE"/>
         </w:rPr>
         <w:t xml:space="preserve"> </w:t>
       </w:r>
       <w:r>
         <w:rPr>
-          <w:lang w:val="ar_AE" w:bidi="ar_AE"/>
-        </w:rPr>
-      </w:r>
-      <w:r>
-        <w:rPr>
+          <w:rtl/>
+          <w:cs/>
+          <w:lang w:val="ar_AE" w:bidi="ar_AE"/>
+        </w:rPr>
+      </w:r>
+      <w:r>
+        <w:rPr>
+          <w:rtl/>
+          <w:cs/>
           <w:lang w:val="ar_AE" w:bidi="ar_AE"/>
         </w:rPr>
       </w:r>
@@ -186,6 +224,8 @@
       </w:pPr>
       <w:r>
         <w:rPr>
+          <w:rtl/>
+          <w:cs/>
           <w:lang w:val="ar_AE" w:bidi="ar_AE"/>
         </w:rPr>
       </w:r>
@@ -197,28 +237,36 @@
       </w:pPr>
       <w:r>
         <w:rPr>
+          <w:rtl/>
+          <w:cs/>
           <w:lang w:val="ar_AE" w:bidi="ar_AE"/>
         </w:rPr>
         <w:t>١ تسالونيكي ١: ٣</w:t>
       </w:r>
       <w:r>
         <w:rPr>
-          <w:lang w:val="ar_AE" w:bidi="ar_AE"/>
-        </w:rPr>
-      </w:r>
-    </w:p>
-    <w:p>
-      <w:pPr>
-        <w:bidi/>
-      </w:pPr>
-      <w:r>
-        <w:rPr>
+          <w:rtl/>
+          <w:cs/>
+          <w:lang w:val="ar_AE" w:bidi="ar_AE"/>
+        </w:rPr>
+      </w:r>
+    </w:p>
+    <w:p>
+      <w:pPr>
+        <w:bidi/>
+      </w:pPr>
+      <w:r>
+        <w:rPr>
+          <w:rtl/>
+          <w:cs/>
           <w:lang w:val="ar_AE" w:bidi="ar_AE"/>
         </w:rPr>
       </w:r>
       <w:r>
         <w:rPr>
           <w:b/>
+          <w:rtl/>
+          <w:cs/>
           <w:lang w:val="ar_AE" w:bidi="ar_AE"/>
         </w:rPr>
         <w:t>ما الذي يتذكَّره بولس دائمًا أمام ٱللهِ بخصوص أهل تسالونيكي؟</w:t>
@@ -230,32 +278,42 @@
       </w:pPr>
       <w:r>
         <w:rPr>
-          <w:lang w:val="ar_AE" w:bidi="ar_AE"/>
-        </w:rPr>
-      </w:r>
-      <w:r>
-        <w:rPr>
+          <w:rtl/>
+          <w:cs/>
+          <w:lang w:val="ar_AE" w:bidi="ar_AE"/>
+        </w:rPr>
+      </w:r>
+      <w:r>
+        <w:rPr>
+          <w:rtl/>
+          <w:cs/>
           <w:lang w:val="ar_AE" w:bidi="ar_AE"/>
         </w:rPr>
         <w:t>يتذكَّر بولس عمَل إيمانهم وتعب محبتهم وصبر رجائهم.</w:t>
       </w:r>
       <w:r>
         <w:rPr>
-          <w:lang w:val="ar_AE" w:bidi="ar_AE"/>
-        </w:rPr>
-      </w:r>
-      <w:r>
-        <w:rPr>
-          <w:lang w:val="ar_AE" w:bidi="ar_AE"/>
-        </w:rPr>
-      </w:r>
-    </w:p>
-    <w:p>
-      <w:pPr>
-        <w:bidi/>
-      </w:pPr>
-      <w:r>
-        <w:rPr>
+          <w:rtl/>
+          <w:cs/>
+          <w:lang w:val="ar_AE" w:bidi="ar_AE"/>
+        </w:rPr>
+      </w:r>
+      <w:r>
+        <w:rPr>
+          <w:rtl/>
+          <w:cs/>
+          <w:lang w:val="ar_AE" w:bidi="ar_AE"/>
+        </w:rPr>
+      </w:r>
+    </w:p>
+    <w:p>
+      <w:pPr>
+        <w:bidi/>
+      </w:pPr>
+      <w:r>
+        <w:rPr>
+          <w:rtl/>
+          <w:cs/>
           <w:lang w:val="ar_AE" w:bidi="ar_AE"/>
         </w:rPr>
       </w:r>
@@ -267,28 +325,36 @@
       </w:pPr>
       <w:r>
         <w:rPr>
+          <w:rtl/>
+          <w:cs/>
           <w:lang w:val="ar_AE" w:bidi="ar_AE"/>
         </w:rPr>
         <w:t>١ تسالونيكي ١: ٥</w:t>
       </w:r>
       <w:r>
         <w:rPr>
-          <w:lang w:val="ar_AE" w:bidi="ar_AE"/>
-        </w:rPr>
-      </w:r>
-    </w:p>
-    <w:p>
-      <w:pPr>
-        <w:bidi/>
-      </w:pPr>
-      <w:r>
-        <w:rPr>
+          <w:rtl/>
+          <w:cs/>
+          <w:lang w:val="ar_AE" w:bidi="ar_AE"/>
+        </w:rPr>
+      </w:r>
+    </w:p>
+    <w:p>
+      <w:pPr>
+        <w:bidi/>
+      </w:pPr>
+      <w:r>
+        <w:rPr>
+          <w:rtl/>
+          <w:cs/>
           <w:lang w:val="ar_AE" w:bidi="ar_AE"/>
         </w:rPr>
       </w:r>
       <w:r>
         <w:rPr>
           <w:b/>
+          <w:rtl/>
+          <w:cs/>
           <w:lang w:val="ar_AE" w:bidi="ar_AE"/>
         </w:rPr>
         <w:t>ما الأساليب الأربعة التي وصل بها الإنجيل إلى أهل تسالونيكي؟</w:t>
@@ -300,32 +366,42 @@
       </w:pPr>
       <w:r>
         <w:rPr>
-          <w:lang w:val="ar_AE" w:bidi="ar_AE"/>
-        </w:rPr>
-      </w:r>
-      <w:r>
-        <w:rPr>
+          <w:rtl/>
+          <w:cs/>
+          <w:lang w:val="ar_AE" w:bidi="ar_AE"/>
+        </w:rPr>
+      </w:r>
+      <w:r>
+        <w:rPr>
+          <w:rtl/>
+          <w:cs/>
           <w:lang w:val="ar_AE" w:bidi="ar_AE"/>
         </w:rPr>
         <w:t>وصل الإنجيل إلى أهل تسالونيكي بالكلمة، بالقوة، بالروح القدس وبيقين شديد.</w:t>
       </w:r>
       <w:r>
         <w:rPr>
-          <w:lang w:val="ar_AE" w:bidi="ar_AE"/>
-        </w:rPr>
-      </w:r>
-      <w:r>
-        <w:rPr>
-          <w:lang w:val="ar_AE" w:bidi="ar_AE"/>
-        </w:rPr>
-      </w:r>
-    </w:p>
-    <w:p>
-      <w:pPr>
-        <w:bidi/>
-      </w:pPr>
-      <w:r>
-        <w:rPr>
+          <w:rtl/>
+          <w:cs/>
+          <w:lang w:val="ar_AE" w:bidi="ar_AE"/>
+        </w:rPr>
+      </w:r>
+      <w:r>
+        <w:rPr>
+          <w:rtl/>
+          <w:cs/>
+          <w:lang w:val="ar_AE" w:bidi="ar_AE"/>
+        </w:rPr>
+      </w:r>
+    </w:p>
+    <w:p>
+      <w:pPr>
+        <w:bidi/>
+      </w:pPr>
+      <w:r>
+        <w:rPr>
+          <w:rtl/>
+          <w:cs/>
           <w:lang w:val="ar_AE" w:bidi="ar_AE"/>
         </w:rPr>
       </w:r>
@@ -337,28 +413,36 @@
       </w:pPr>
       <w:r>
         <w:rPr>
+          <w:rtl/>
+          <w:cs/>
           <w:lang w:val="ar_AE" w:bidi="ar_AE"/>
         </w:rPr>
         <w:t>١ تسالونيكي ١: ٦</w:t>
       </w:r>
       <w:r>
         <w:rPr>
-          <w:lang w:val="ar_AE" w:bidi="ar_AE"/>
-        </w:rPr>
-      </w:r>
-    </w:p>
-    <w:p>
-      <w:pPr>
-        <w:bidi/>
-      </w:pPr>
-      <w:r>
-        <w:rPr>
+          <w:rtl/>
+          <w:cs/>
+          <w:lang w:val="ar_AE" w:bidi="ar_AE"/>
+        </w:rPr>
+      </w:r>
+    </w:p>
+    <w:p>
+      <w:pPr>
+        <w:bidi/>
+      </w:pPr>
+      <w:r>
+        <w:rPr>
+          <w:rtl/>
+          <w:cs/>
           <w:lang w:val="ar_AE" w:bidi="ar_AE"/>
         </w:rPr>
       </w:r>
       <w:r>
         <w:rPr>
           <w:b/>
+          <w:rtl/>
+          <w:cs/>
           <w:lang w:val="ar_AE" w:bidi="ar_AE"/>
         </w:rPr>
         <w:t>ماذا كان يحدث لأهل تسالونيكي عندما قبلوا كلمة الإنجيل؟</w:t>
@@ -370,32 +454,42 @@
       </w:pPr>
       <w:r>
         <w:rPr>
-          <w:lang w:val="ar_AE" w:bidi="ar_AE"/>
-        </w:rPr>
-      </w:r>
-      <w:r>
-        <w:rPr>
+          <w:rtl/>
+          <w:cs/>
+          <w:lang w:val="ar_AE" w:bidi="ar_AE"/>
+        </w:rPr>
+      </w:r>
+      <w:r>
+        <w:rPr>
+          <w:rtl/>
+          <w:cs/>
           <w:lang w:val="ar_AE" w:bidi="ar_AE"/>
         </w:rPr>
         <w:t>قبِلَ أهل تسالونيكي الكلمة وسْط الكثير من الضيقات.</w:t>
       </w:r>
       <w:r>
         <w:rPr>
-          <w:lang w:val="ar_AE" w:bidi="ar_AE"/>
-        </w:rPr>
-      </w:r>
-      <w:r>
-        <w:rPr>
-          <w:lang w:val="ar_AE" w:bidi="ar_AE"/>
-        </w:rPr>
-      </w:r>
-    </w:p>
-    <w:p>
-      <w:pPr>
-        <w:bidi/>
-      </w:pPr>
-      <w:r>
-        <w:rPr>
+          <w:rtl/>
+          <w:cs/>
+          <w:lang w:val="ar_AE" w:bidi="ar_AE"/>
+        </w:rPr>
+      </w:r>
+      <w:r>
+        <w:rPr>
+          <w:rtl/>
+          <w:cs/>
+          <w:lang w:val="ar_AE" w:bidi="ar_AE"/>
+        </w:rPr>
+      </w:r>
+    </w:p>
+    <w:p>
+      <w:pPr>
+        <w:bidi/>
+      </w:pPr>
+      <w:r>
+        <w:rPr>
+          <w:rtl/>
+          <w:cs/>
           <w:lang w:val="ar_AE" w:bidi="ar_AE"/>
         </w:rPr>
       </w:r>
@@ -407,28 +501,36 @@
       </w:pPr>
       <w:r>
         <w:rPr>
+          <w:rtl/>
+          <w:cs/>
           <w:lang w:val="ar_AE" w:bidi="ar_AE"/>
         </w:rPr>
         <w:t>١ تسالونيكي ١: ٦ (#٢)</w:t>
       </w:r>
       <w:r>
         <w:rPr>
-          <w:lang w:val="ar_AE" w:bidi="ar_AE"/>
-        </w:rPr>
-      </w:r>
-    </w:p>
-    <w:p>
-      <w:pPr>
-        <w:bidi/>
-      </w:pPr>
-      <w:r>
-        <w:rPr>
+          <w:rtl/>
+          <w:cs/>
+          <w:lang w:val="ar_AE" w:bidi="ar_AE"/>
+        </w:rPr>
+      </w:r>
+    </w:p>
+    <w:p>
+      <w:pPr>
+        <w:bidi/>
+      </w:pPr>
+      <w:r>
+        <w:rPr>
+          <w:rtl/>
+          <w:cs/>
           <w:lang w:val="ar_AE" w:bidi="ar_AE"/>
         </w:rPr>
       </w:r>
       <w:r>
         <w:rPr>
           <w:b/>
+          <w:rtl/>
+          <w:cs/>
           <w:lang w:val="ar_AE" w:bidi="ar_AE"/>
         </w:rPr>
         <w:t>ماذا كان موقف أهل تسالونيكي عندما قبلوا كلمة الإنجيل؟</w:t>
@@ -440,32 +542,42 @@
       </w:pPr>
       <w:r>
         <w:rPr>
-          <w:lang w:val="ar_AE" w:bidi="ar_AE"/>
-        </w:rPr>
-      </w:r>
-      <w:r>
-        <w:rPr>
+          <w:rtl/>
+          <w:cs/>
+          <w:lang w:val="ar_AE" w:bidi="ar_AE"/>
+        </w:rPr>
+      </w:r>
+      <w:r>
+        <w:rPr>
+          <w:rtl/>
+          <w:cs/>
           <w:lang w:val="ar_AE" w:bidi="ar_AE"/>
         </w:rPr>
         <w:t>قبِلَ أهل تسالونيكي الكلمة بفرح في ٱلرّوحِ القدس.</w:t>
       </w:r>
       <w:r>
         <w:rPr>
-          <w:lang w:val="ar_AE" w:bidi="ar_AE"/>
-        </w:rPr>
-      </w:r>
-      <w:r>
-        <w:rPr>
-          <w:lang w:val="ar_AE" w:bidi="ar_AE"/>
-        </w:rPr>
-      </w:r>
-    </w:p>
-    <w:p>
-      <w:pPr>
-        <w:bidi/>
-      </w:pPr>
-      <w:r>
-        <w:rPr>
+          <w:rtl/>
+          <w:cs/>
+          <w:lang w:val="ar_AE" w:bidi="ar_AE"/>
+        </w:rPr>
+      </w:r>
+      <w:r>
+        <w:rPr>
+          <w:rtl/>
+          <w:cs/>
+          <w:lang w:val="ar_AE" w:bidi="ar_AE"/>
+        </w:rPr>
+      </w:r>
+    </w:p>
+    <w:p>
+      <w:pPr>
+        <w:bidi/>
+      </w:pPr>
+      <w:r>
+        <w:rPr>
+          <w:rtl/>
+          <w:cs/>
           <w:lang w:val="ar_AE" w:bidi="ar_AE"/>
         </w:rPr>
       </w:r>
@@ -477,28 +589,36 @@
       </w:pPr>
       <w:r>
         <w:rPr>
+          <w:rtl/>
+          <w:cs/>
           <w:lang w:val="ar_AE" w:bidi="ar_AE"/>
         </w:rPr>
         <w:t>١ تسالونيكي ١: ٨</w:t>
       </w:r>
       <w:r>
         <w:rPr>
-          <w:lang w:val="ar_AE" w:bidi="ar_AE"/>
-        </w:rPr>
-      </w:r>
-    </w:p>
-    <w:p>
-      <w:pPr>
-        <w:bidi/>
-      </w:pPr>
-      <w:r>
-        <w:rPr>
+          <w:rtl/>
+          <w:cs/>
+          <w:lang w:val="ar_AE" w:bidi="ar_AE"/>
+        </w:rPr>
+      </w:r>
+    </w:p>
+    <w:p>
+      <w:pPr>
+        <w:bidi/>
+      </w:pPr>
+      <w:r>
+        <w:rPr>
+          <w:rtl/>
+          <w:cs/>
           <w:lang w:val="ar_AE" w:bidi="ar_AE"/>
         </w:rPr>
       </w:r>
       <w:r>
         <w:rPr>
           <w:b/>
+          <w:rtl/>
+          <w:cs/>
           <w:lang w:val="ar_AE" w:bidi="ar_AE"/>
         </w:rPr>
         <w:t>ماذا حدث لكلمة الرب بعد أن استقبلها أهل تسالونيكي؟</w:t>
@@ -510,32 +630,42 @@
       </w:pPr>
       <w:r>
         <w:rPr>
-          <w:lang w:val="ar_AE" w:bidi="ar_AE"/>
-        </w:rPr>
-      </w:r>
-      <w:r>
-        <w:rPr>
+          <w:rtl/>
+          <w:cs/>
+          <w:lang w:val="ar_AE" w:bidi="ar_AE"/>
+        </w:rPr>
+      </w:r>
+      <w:r>
+        <w:rPr>
+          <w:rtl/>
+          <w:cs/>
           <w:lang w:val="ar_AE" w:bidi="ar_AE"/>
         </w:rPr>
         <w:t>أُذيعتْ كلمة الرب في كل مكان انتشر فيه إيمانهم.</w:t>
       </w:r>
       <w:r>
         <w:rPr>
-          <w:lang w:val="ar_AE" w:bidi="ar_AE"/>
-        </w:rPr>
-      </w:r>
-      <w:r>
-        <w:rPr>
-          <w:lang w:val="ar_AE" w:bidi="ar_AE"/>
-        </w:rPr>
-      </w:r>
-    </w:p>
-    <w:p>
-      <w:pPr>
-        <w:bidi/>
-      </w:pPr>
-      <w:r>
-        <w:rPr>
+          <w:rtl/>
+          <w:cs/>
+          <w:lang w:val="ar_AE" w:bidi="ar_AE"/>
+        </w:rPr>
+      </w:r>
+      <w:r>
+        <w:rPr>
+          <w:rtl/>
+          <w:cs/>
+          <w:lang w:val="ar_AE" w:bidi="ar_AE"/>
+        </w:rPr>
+      </w:r>
+    </w:p>
+    <w:p>
+      <w:pPr>
+        <w:bidi/>
+      </w:pPr>
+      <w:r>
+        <w:rPr>
+          <w:rtl/>
+          <w:cs/>
           <w:lang w:val="ar_AE" w:bidi="ar_AE"/>
         </w:rPr>
       </w:r>
@@ -547,28 +677,36 @@
       </w:pPr>
       <w:r>
         <w:rPr>
+          <w:rtl/>
+          <w:cs/>
           <w:lang w:val="ar_AE" w:bidi="ar_AE"/>
         </w:rPr>
         <w:t>١ تسالونيكي ١: ٩</w:t>
       </w:r>
       <w:r>
         <w:rPr>
-          <w:lang w:val="ar_AE" w:bidi="ar_AE"/>
-        </w:rPr>
-      </w:r>
-    </w:p>
-    <w:p>
-      <w:pPr>
-        <w:bidi/>
-      </w:pPr>
-      <w:r>
-        <w:rPr>
+          <w:rtl/>
+          <w:cs/>
+          <w:lang w:val="ar_AE" w:bidi="ar_AE"/>
+        </w:rPr>
+      </w:r>
+    </w:p>
+    <w:p>
+      <w:pPr>
+        <w:bidi/>
+      </w:pPr>
+      <w:r>
+        <w:rPr>
+          <w:rtl/>
+          <w:cs/>
           <w:lang w:val="ar_AE" w:bidi="ar_AE"/>
         </w:rPr>
       </w:r>
       <w:r>
         <w:rPr>
           <w:b/>
+          <w:rtl/>
+          <w:cs/>
           <w:lang w:val="ar_AE" w:bidi="ar_AE"/>
         </w:rPr>
         <w:t>ماذا كان يعبد أهل تسالونيكي قبل أن يصبحوا مؤمنين بالله الحقيقي؟</w:t>
@@ -580,32 +718,42 @@
       </w:pPr>
       <w:r>
         <w:rPr>
-          <w:lang w:val="ar_AE" w:bidi="ar_AE"/>
-        </w:rPr>
-      </w:r>
-      <w:r>
-        <w:rPr>
+          <w:rtl/>
+          <w:cs/>
+          <w:lang w:val="ar_AE" w:bidi="ar_AE"/>
+        </w:rPr>
+      </w:r>
+      <w:r>
+        <w:rPr>
+          <w:rtl/>
+          <w:cs/>
           <w:lang w:val="ar_AE" w:bidi="ar_AE"/>
         </w:rPr>
         <w:t>كان أهل تسالونيكي يعبدون الأوثان قبل أن يصبحوا مؤمنين بالله الحقيقي.</w:t>
       </w:r>
       <w:r>
         <w:rPr>
-          <w:lang w:val="ar_AE" w:bidi="ar_AE"/>
-        </w:rPr>
-      </w:r>
-      <w:r>
-        <w:rPr>
-          <w:lang w:val="ar_AE" w:bidi="ar_AE"/>
-        </w:rPr>
-      </w:r>
-    </w:p>
-    <w:p>
-      <w:pPr>
-        <w:bidi/>
-      </w:pPr>
-      <w:r>
-        <w:rPr>
+          <w:rtl/>
+          <w:cs/>
+          <w:lang w:val="ar_AE" w:bidi="ar_AE"/>
+        </w:rPr>
+      </w:r>
+      <w:r>
+        <w:rPr>
+          <w:rtl/>
+          <w:cs/>
+          <w:lang w:val="ar_AE" w:bidi="ar_AE"/>
+        </w:rPr>
+      </w:r>
+    </w:p>
+    <w:p>
+      <w:pPr>
+        <w:bidi/>
+      </w:pPr>
+      <w:r>
+        <w:rPr>
+          <w:rtl/>
+          <w:cs/>
           <w:lang w:val="ar_AE" w:bidi="ar_AE"/>
         </w:rPr>
       </w:r>
@@ -617,28 +765,36 @@
       </w:pPr>
       <w:r>
         <w:rPr>
+          <w:rtl/>
+          <w:cs/>
           <w:lang w:val="ar_AE" w:bidi="ar_AE"/>
         </w:rPr>
         <w:t>١ تسالونيكي ١: ١٠</w:t>
       </w:r>
       <w:r>
         <w:rPr>
-          <w:lang w:val="ar_AE" w:bidi="ar_AE"/>
-        </w:rPr>
-      </w:r>
-    </w:p>
-    <w:p>
-      <w:pPr>
-        <w:bidi/>
-      </w:pPr>
-      <w:r>
-        <w:rPr>
+          <w:rtl/>
+          <w:cs/>
+          <w:lang w:val="ar_AE" w:bidi="ar_AE"/>
+        </w:rPr>
+      </w:r>
+    </w:p>
+    <w:p>
+      <w:pPr>
+        <w:bidi/>
+      </w:pPr>
+      <w:r>
+        <w:rPr>
+          <w:rtl/>
+          <w:cs/>
           <w:lang w:val="ar_AE" w:bidi="ar_AE"/>
         </w:rPr>
       </w:r>
       <w:r>
         <w:rPr>
           <w:b/>
+          <w:rtl/>
+          <w:cs/>
           <w:lang w:val="ar_AE" w:bidi="ar_AE"/>
         </w:rPr>
         <w:t>ماذا كان ينتظر بولس وأهل تسالونيكي؟</w:t>
@@ -650,32 +806,42 @@
       </w:pPr>
       <w:r>
         <w:rPr>
-          <w:lang w:val="ar_AE" w:bidi="ar_AE"/>
-        </w:rPr>
-      </w:r>
-      <w:r>
-        <w:rPr>
+          <w:rtl/>
+          <w:cs/>
+          <w:lang w:val="ar_AE" w:bidi="ar_AE"/>
+        </w:rPr>
+      </w:r>
+      <w:r>
+        <w:rPr>
+          <w:rtl/>
+          <w:cs/>
           <w:lang w:val="ar_AE" w:bidi="ar_AE"/>
         </w:rPr>
         <w:t>كان بولس وأهل تسالونيكي ينتظرون مجيء يسوع من السماء.</w:t>
       </w:r>
       <w:r>
         <w:rPr>
-          <w:lang w:val="ar_AE" w:bidi="ar_AE"/>
-        </w:rPr>
-      </w:r>
-      <w:r>
-        <w:rPr>
-          <w:lang w:val="ar_AE" w:bidi="ar_AE"/>
-        </w:rPr>
-      </w:r>
-    </w:p>
-    <w:p>
-      <w:pPr>
-        <w:bidi/>
-      </w:pPr>
-      <w:r>
-        <w:rPr>
+          <w:rtl/>
+          <w:cs/>
+          <w:lang w:val="ar_AE" w:bidi="ar_AE"/>
+        </w:rPr>
+      </w:r>
+      <w:r>
+        <w:rPr>
+          <w:rtl/>
+          <w:cs/>
+          <w:lang w:val="ar_AE" w:bidi="ar_AE"/>
+        </w:rPr>
+      </w:r>
+    </w:p>
+    <w:p>
+      <w:pPr>
+        <w:bidi/>
+      </w:pPr>
+      <w:r>
+        <w:rPr>
+          <w:rtl/>
+          <w:cs/>
           <w:lang w:val="ar_AE" w:bidi="ar_AE"/>
         </w:rPr>
       </w:r>
@@ -687,28 +853,36 @@
       </w:pPr>
       <w:r>
         <w:rPr>
+          <w:rtl/>
+          <w:cs/>
           <w:lang w:val="ar_AE" w:bidi="ar_AE"/>
         </w:rPr>
         <w:t>١ تسالونيكي ١: ١٠ (#٢)</w:t>
       </w:r>
       <w:r>
         <w:rPr>
-          <w:lang w:val="ar_AE" w:bidi="ar_AE"/>
-        </w:rPr>
-      </w:r>
-    </w:p>
-    <w:p>
-      <w:pPr>
-        <w:bidi/>
-      </w:pPr>
-      <w:r>
-        <w:rPr>
+          <w:rtl/>
+          <w:cs/>
+          <w:lang w:val="ar_AE" w:bidi="ar_AE"/>
+        </w:rPr>
+      </w:r>
+    </w:p>
+    <w:p>
+      <w:pPr>
+        <w:bidi/>
+      </w:pPr>
+      <w:r>
+        <w:rPr>
+          <w:rtl/>
+          <w:cs/>
           <w:lang w:val="ar_AE" w:bidi="ar_AE"/>
         </w:rPr>
       </w:r>
       <w:r>
         <w:rPr>
           <w:b/>
+          <w:rtl/>
+          <w:cs/>
           <w:lang w:val="ar_AE" w:bidi="ar_AE"/>
         </w:rPr>
         <w:t>ممَ يُنقذنا يَسوع؟</w:t>
@@ -720,32 +894,42 @@
       </w:pPr>
       <w:r>
         <w:rPr>
-          <w:lang w:val="ar_AE" w:bidi="ar_AE"/>
-        </w:rPr>
-      </w:r>
-      <w:r>
-        <w:rPr>
+          <w:rtl/>
+          <w:cs/>
+          <w:lang w:val="ar_AE" w:bidi="ar_AE"/>
+        </w:rPr>
+      </w:r>
+      <w:r>
+        <w:rPr>
+          <w:rtl/>
+          <w:cs/>
           <w:lang w:val="ar_AE" w:bidi="ar_AE"/>
         </w:rPr>
         <w:t>يُنقذنا يسوع من الغضب الآتي.</w:t>
       </w:r>
       <w:r>
         <w:rPr>
-          <w:lang w:val="ar_AE" w:bidi="ar_AE"/>
-        </w:rPr>
-      </w:r>
-      <w:r>
-        <w:rPr>
-          <w:lang w:val="ar_AE" w:bidi="ar_AE"/>
-        </w:rPr>
-      </w:r>
-    </w:p>
-    <w:p>
-      <w:pPr>
-        <w:bidi/>
-      </w:pPr>
-      <w:r>
-        <w:rPr>
+          <w:rtl/>
+          <w:cs/>
+          <w:lang w:val="ar_AE" w:bidi="ar_AE"/>
+        </w:rPr>
+      </w:r>
+      <w:r>
+        <w:rPr>
+          <w:rtl/>
+          <w:cs/>
+          <w:lang w:val="ar_AE" w:bidi="ar_AE"/>
+        </w:rPr>
+      </w:r>
+    </w:p>
+    <w:p>
+      <w:pPr>
+        <w:bidi/>
+      </w:pPr>
+      <w:r>
+        <w:rPr>
+          <w:rtl/>
+          <w:cs/>
           <w:lang w:val="ar_AE" w:bidi="ar_AE"/>
         </w:rPr>
       </w:r>
@@ -757,28 +941,36 @@
       </w:pPr>
       <w:r>
         <w:rPr>
+          <w:rtl/>
+          <w:cs/>
           <w:lang w:val="ar_AE" w:bidi="ar_AE"/>
         </w:rPr>
         <w:t>١ تسالونيكي ٢:٢</w:t>
       </w:r>
       <w:r>
         <w:rPr>
-          <w:lang w:val="ar_AE" w:bidi="ar_AE"/>
-        </w:rPr>
-      </w:r>
-    </w:p>
-    <w:p>
-      <w:pPr>
-        <w:bidi/>
-      </w:pPr>
-      <w:r>
-        <w:rPr>
+          <w:rtl/>
+          <w:cs/>
+          <w:lang w:val="ar_AE" w:bidi="ar_AE"/>
+        </w:rPr>
+      </w:r>
+    </w:p>
+    <w:p>
+      <w:pPr>
+        <w:bidi/>
+      </w:pPr>
+      <w:r>
+        <w:rPr>
+          <w:rtl/>
+          <w:cs/>
           <w:lang w:val="ar_AE" w:bidi="ar_AE"/>
         </w:rPr>
       </w:r>
       <w:r>
         <w:rPr>
           <w:b/>
+          <w:rtl/>
+          <w:cs/>
           <w:lang w:val="ar_AE" w:bidi="ar_AE"/>
         </w:rPr>
         <w:t>كيف عُومِل بولس ورفاقه قبل القدوم إلى أهل تسالونيكي؟</w:t>
@@ -790,32 +982,42 @@
       </w:pPr>
       <w:r>
         <w:rPr>
-          <w:lang w:val="ar_AE" w:bidi="ar_AE"/>
-        </w:rPr>
-      </w:r>
-      <w:r>
-        <w:rPr>
+          <w:rtl/>
+          <w:cs/>
+          <w:lang w:val="ar_AE" w:bidi="ar_AE"/>
+        </w:rPr>
+      </w:r>
+      <w:r>
+        <w:rPr>
+          <w:rtl/>
+          <w:cs/>
           <w:lang w:val="ar_AE" w:bidi="ar_AE"/>
         </w:rPr>
         <w:t>تألَّم بولس ورفاقه وعُومِلوا معاملة مُخزية.</w:t>
       </w:r>
       <w:r>
         <w:rPr>
-          <w:lang w:val="ar_AE" w:bidi="ar_AE"/>
-        </w:rPr>
-      </w:r>
-      <w:r>
-        <w:rPr>
-          <w:lang w:val="ar_AE" w:bidi="ar_AE"/>
-        </w:rPr>
-      </w:r>
-    </w:p>
-    <w:p>
-      <w:pPr>
-        <w:bidi/>
-      </w:pPr>
-      <w:r>
-        <w:rPr>
+          <w:rtl/>
+          <w:cs/>
+          <w:lang w:val="ar_AE" w:bidi="ar_AE"/>
+        </w:rPr>
+      </w:r>
+      <w:r>
+        <w:rPr>
+          <w:rtl/>
+          <w:cs/>
+          <w:lang w:val="ar_AE" w:bidi="ar_AE"/>
+        </w:rPr>
+      </w:r>
+    </w:p>
+    <w:p>
+      <w:pPr>
+        <w:bidi/>
+      </w:pPr>
+      <w:r>
+        <w:rPr>
+          <w:rtl/>
+          <w:cs/>
           <w:lang w:val="ar_AE" w:bidi="ar_AE"/>
         </w:rPr>
       </w:r>
@@ -827,28 +1029,36 @@
       </w:pPr>
       <w:r>
         <w:rPr>
+          <w:rtl/>
+          <w:cs/>
           <w:lang w:val="ar_AE" w:bidi="ar_AE"/>
         </w:rPr>
         <w:t>١ تسالونيكي ٢: ٤</w:t>
       </w:r>
       <w:r>
         <w:rPr>
-          <w:lang w:val="ar_AE" w:bidi="ar_AE"/>
-        </w:rPr>
-      </w:r>
-    </w:p>
-    <w:p>
-      <w:pPr>
-        <w:bidi/>
-      </w:pPr>
-      <w:r>
-        <w:rPr>
+          <w:rtl/>
+          <w:cs/>
+          <w:lang w:val="ar_AE" w:bidi="ar_AE"/>
+        </w:rPr>
+      </w:r>
+    </w:p>
+    <w:p>
+      <w:pPr>
+        <w:bidi/>
+      </w:pPr>
+      <w:r>
+        <w:rPr>
+          <w:rtl/>
+          <w:cs/>
           <w:lang w:val="ar_AE" w:bidi="ar_AE"/>
         </w:rPr>
       </w:r>
       <w:r>
         <w:rPr>
           <w:b/>
+          <w:rtl/>
+          <w:cs/>
           <w:lang w:val="ar_AE" w:bidi="ar_AE"/>
         </w:rPr>
         <w:t>مَن الذي يرغب بولس في إرضائه مِن خلال وعظه بالإنجيل؟</w:t>
@@ -860,32 +1070,42 @@
       </w:pPr>
       <w:r>
         <w:rPr>
-          <w:lang w:val="ar_AE" w:bidi="ar_AE"/>
-        </w:rPr>
-      </w:r>
-      <w:r>
-        <w:rPr>
+          <w:rtl/>
+          <w:cs/>
+          <w:lang w:val="ar_AE" w:bidi="ar_AE"/>
+        </w:rPr>
+      </w:r>
+      <w:r>
+        <w:rPr>
+          <w:rtl/>
+          <w:cs/>
           <w:lang w:val="ar_AE" w:bidi="ar_AE"/>
         </w:rPr>
         <w:t>يرغب بولس في إرضاء ٱللهِ مِن خلال وعظه بالإنجيل.</w:t>
       </w:r>
       <w:r>
         <w:rPr>
-          <w:lang w:val="ar_AE" w:bidi="ar_AE"/>
-        </w:rPr>
-      </w:r>
-      <w:r>
-        <w:rPr>
-          <w:lang w:val="ar_AE" w:bidi="ar_AE"/>
-        </w:rPr>
-      </w:r>
-    </w:p>
-    <w:p>
-      <w:pPr>
-        <w:bidi/>
-      </w:pPr>
-      <w:r>
-        <w:rPr>
+          <w:rtl/>
+          <w:cs/>
+          <w:lang w:val="ar_AE" w:bidi="ar_AE"/>
+        </w:rPr>
+      </w:r>
+      <w:r>
+        <w:rPr>
+          <w:rtl/>
+          <w:cs/>
+          <w:lang w:val="ar_AE" w:bidi="ar_AE"/>
+        </w:rPr>
+      </w:r>
+    </w:p>
+    <w:p>
+      <w:pPr>
+        <w:bidi/>
+      </w:pPr>
+      <w:r>
+        <w:rPr>
+          <w:rtl/>
+          <w:cs/>
           <w:lang w:val="ar_AE" w:bidi="ar_AE"/>
         </w:rPr>
       </w:r>
@@ -897,28 +1117,36 @@
       </w:pPr>
       <w:r>
         <w:rPr>
+          <w:rtl/>
+          <w:cs/>
           <w:lang w:val="ar_AE" w:bidi="ar_AE"/>
         </w:rPr>
         <w:t>١ تسالونيكي ٢: ٥–٦</w:t>
       </w:r>
       <w:r>
         <w:rPr>
-          <w:lang w:val="ar_AE" w:bidi="ar_AE"/>
-        </w:rPr>
-      </w:r>
-    </w:p>
-    <w:p>
-      <w:pPr>
-        <w:bidi/>
-      </w:pPr>
-      <w:r>
-        <w:rPr>
+          <w:rtl/>
+          <w:cs/>
+          <w:lang w:val="ar_AE" w:bidi="ar_AE"/>
+        </w:rPr>
+      </w:r>
+    </w:p>
+    <w:p>
+      <w:pPr>
+        <w:bidi/>
+      </w:pPr>
+      <w:r>
+        <w:rPr>
+          <w:rtl/>
+          <w:cs/>
           <w:lang w:val="ar_AE" w:bidi="ar_AE"/>
         </w:rPr>
       </w:r>
       <w:r>
         <w:rPr>
           <w:b/>
+          <w:rtl/>
+          <w:cs/>
           <w:lang w:val="ar_AE" w:bidi="ar_AE"/>
         </w:rPr>
         <w:t>ماذا الذي لم يفعله بولس عند وعظه بالإنجيل؟</w:t>
@@ -930,32 +1158,42 @@
       </w:pPr>
       <w:r>
         <w:rPr>
-          <w:lang w:val="ar_AE" w:bidi="ar_AE"/>
-        </w:rPr>
-      </w:r>
-      <w:r>
-        <w:rPr>
+          <w:rtl/>
+          <w:cs/>
+          <w:lang w:val="ar_AE" w:bidi="ar_AE"/>
+        </w:rPr>
+      </w:r>
+      <w:r>
+        <w:rPr>
+          <w:rtl/>
+          <w:cs/>
           <w:lang w:val="ar_AE" w:bidi="ar_AE"/>
         </w:rPr>
         <w:t>لم يستخدم بولس التملُّق، ولم يسعَ وراء المجد من الناس.</w:t>
       </w:r>
       <w:r>
         <w:rPr>
-          <w:lang w:val="ar_AE" w:bidi="ar_AE"/>
-        </w:rPr>
-      </w:r>
-      <w:r>
-        <w:rPr>
-          <w:lang w:val="ar_AE" w:bidi="ar_AE"/>
-        </w:rPr>
-      </w:r>
-    </w:p>
-    <w:p>
-      <w:pPr>
-        <w:bidi/>
-      </w:pPr>
-      <w:r>
-        <w:rPr>
+          <w:rtl/>
+          <w:cs/>
+          <w:lang w:val="ar_AE" w:bidi="ar_AE"/>
+        </w:rPr>
+      </w:r>
+      <w:r>
+        <w:rPr>
+          <w:rtl/>
+          <w:cs/>
+          <w:lang w:val="ar_AE" w:bidi="ar_AE"/>
+        </w:rPr>
+      </w:r>
+    </w:p>
+    <w:p>
+      <w:pPr>
+        <w:bidi/>
+      </w:pPr>
+      <w:r>
+        <w:rPr>
+          <w:rtl/>
+          <w:cs/>
           <w:lang w:val="ar_AE" w:bidi="ar_AE"/>
         </w:rPr>
       </w:r>
@@ -967,28 +1205,36 @@
       </w:pPr>
       <w:r>
         <w:rPr>
+          <w:rtl/>
+          <w:cs/>
           <w:lang w:val="ar_AE" w:bidi="ar_AE"/>
         </w:rPr>
         <w:t>١ تسالونيكي ٢: ٧–٨</w:t>
       </w:r>
       <w:r>
         <w:rPr>
-          <w:lang w:val="ar_AE" w:bidi="ar_AE"/>
-        </w:rPr>
-      </w:r>
-    </w:p>
-    <w:p>
-      <w:pPr>
-        <w:bidi/>
-      </w:pPr>
-      <w:r>
-        <w:rPr>
+          <w:rtl/>
+          <w:cs/>
+          <w:lang w:val="ar_AE" w:bidi="ar_AE"/>
+        </w:rPr>
+      </w:r>
+    </w:p>
+    <w:p>
+      <w:pPr>
+        <w:bidi/>
+      </w:pPr>
+      <w:r>
+        <w:rPr>
+          <w:rtl/>
+          <w:cs/>
           <w:lang w:val="ar_AE" w:bidi="ar_AE"/>
         </w:rPr>
       </w:r>
       <w:r>
         <w:rPr>
           <w:b/>
+          <w:rtl/>
+          <w:cs/>
           <w:lang w:val="ar_AE" w:bidi="ar_AE"/>
         </w:rPr>
         <w:t>كيف عامَل بولسُ أهل تسالونيكي عندما كان بينهم؟</w:t>
@@ -1000,32 +1246,42 @@
       </w:pPr>
       <w:r>
         <w:rPr>
-          <w:lang w:val="ar_AE" w:bidi="ar_AE"/>
-        </w:rPr>
-      </w:r>
-      <w:r>
-        <w:rPr>
+          <w:rtl/>
+          <w:cs/>
+          <w:lang w:val="ar_AE" w:bidi="ar_AE"/>
+        </w:rPr>
+      </w:r>
+      <w:r>
+        <w:rPr>
+          <w:rtl/>
+          <w:cs/>
           <w:lang w:val="ar_AE" w:bidi="ar_AE"/>
         </w:rPr>
         <w:t>كان بولس مُترفِّقًا مع أهل تسالونيكي، مثل الأم أو الأبِ مع أطفالهم.</w:t>
       </w:r>
       <w:r>
         <w:rPr>
-          <w:lang w:val="ar_AE" w:bidi="ar_AE"/>
-        </w:rPr>
-      </w:r>
-      <w:r>
-        <w:rPr>
-          <w:lang w:val="ar_AE" w:bidi="ar_AE"/>
-        </w:rPr>
-      </w:r>
-    </w:p>
-    <w:p>
-      <w:pPr>
-        <w:bidi/>
-      </w:pPr>
-      <w:r>
-        <w:rPr>
+          <w:rtl/>
+          <w:cs/>
+          <w:lang w:val="ar_AE" w:bidi="ar_AE"/>
+        </w:rPr>
+      </w:r>
+      <w:r>
+        <w:rPr>
+          <w:rtl/>
+          <w:cs/>
+          <w:lang w:val="ar_AE" w:bidi="ar_AE"/>
+        </w:rPr>
+      </w:r>
+    </w:p>
+    <w:p>
+      <w:pPr>
+        <w:bidi/>
+      </w:pPr>
+      <w:r>
+        <w:rPr>
+          <w:rtl/>
+          <w:cs/>
           <w:lang w:val="ar_AE" w:bidi="ar_AE"/>
         </w:rPr>
       </w:r>
@@ -1037,28 +1293,36 @@
       </w:pPr>
       <w:r>
         <w:rPr>
+          <w:rtl/>
+          <w:cs/>
           <w:lang w:val="ar_AE" w:bidi="ar_AE"/>
         </w:rPr>
         <w:t>١ تسالونيكي ٢: ٩</w:t>
       </w:r>
       <w:r>
         <w:rPr>
-          <w:lang w:val="ar_AE" w:bidi="ar_AE"/>
-        </w:rPr>
-      </w:r>
-    </w:p>
-    <w:p>
-      <w:pPr>
-        <w:bidi/>
-      </w:pPr>
-      <w:r>
-        <w:rPr>
+          <w:rtl/>
+          <w:cs/>
+          <w:lang w:val="ar_AE" w:bidi="ar_AE"/>
+        </w:rPr>
+      </w:r>
+    </w:p>
+    <w:p>
+      <w:pPr>
+        <w:bidi/>
+      </w:pPr>
+      <w:r>
+        <w:rPr>
+          <w:rtl/>
+          <w:cs/>
           <w:lang w:val="ar_AE" w:bidi="ar_AE"/>
         </w:rPr>
       </w:r>
       <w:r>
         <w:rPr>
           <w:b/>
+          <w:rtl/>
+          <w:cs/>
           <w:lang w:val="ar_AE" w:bidi="ar_AE"/>
         </w:rPr>
         <w:t>ماذا فعل بولس ورفاقه حتى لا يكونون عبئًا على أهل تسالونيكي؟</w:t>
@@ -1070,32 +1334,42 @@
       </w:pPr>
       <w:r>
         <w:rPr>
-          <w:lang w:val="ar_AE" w:bidi="ar_AE"/>
-        </w:rPr>
-      </w:r>
-      <w:r>
-        <w:rPr>
+          <w:rtl/>
+          <w:cs/>
+          <w:lang w:val="ar_AE" w:bidi="ar_AE"/>
+        </w:rPr>
+      </w:r>
+      <w:r>
+        <w:rPr>
+          <w:rtl/>
+          <w:cs/>
           <w:lang w:val="ar_AE" w:bidi="ar_AE"/>
         </w:rPr>
         <w:t>عمِل بولس ورفاقه ليلًا ونهارًا حتى لا يكونون عبئًا على أهل تسالونيكي.</w:t>
       </w:r>
       <w:r>
         <w:rPr>
-          <w:lang w:val="ar_AE" w:bidi="ar_AE"/>
-        </w:rPr>
-      </w:r>
-      <w:r>
-        <w:rPr>
-          <w:lang w:val="ar_AE" w:bidi="ar_AE"/>
-        </w:rPr>
-      </w:r>
-    </w:p>
-    <w:p>
-      <w:pPr>
-        <w:bidi/>
-      </w:pPr>
-      <w:r>
-        <w:rPr>
+          <w:rtl/>
+          <w:cs/>
+          <w:lang w:val="ar_AE" w:bidi="ar_AE"/>
+        </w:rPr>
+      </w:r>
+      <w:r>
+        <w:rPr>
+          <w:rtl/>
+          <w:cs/>
+          <w:lang w:val="ar_AE" w:bidi="ar_AE"/>
+        </w:rPr>
+      </w:r>
+    </w:p>
+    <w:p>
+      <w:pPr>
+        <w:bidi/>
+      </w:pPr>
+      <w:r>
+        <w:rPr>
+          <w:rtl/>
+          <w:cs/>
           <w:lang w:val="ar_AE" w:bidi="ar_AE"/>
         </w:rPr>
       </w:r>
@@ -1107,28 +1381,36 @@
       </w:pPr>
       <w:r>
         <w:rPr>
+          <w:rtl/>
+          <w:cs/>
           <w:lang w:val="ar_AE" w:bidi="ar_AE"/>
         </w:rPr>
         <w:t>١ تسالونيكي ٢: ١١</w:t>
       </w:r>
       <w:r>
         <w:rPr>
-          <w:lang w:val="ar_AE" w:bidi="ar_AE"/>
-        </w:rPr>
-      </w:r>
-    </w:p>
-    <w:p>
-      <w:pPr>
-        <w:bidi/>
-      </w:pPr>
-      <w:r>
-        <w:rPr>
+          <w:rtl/>
+          <w:cs/>
+          <w:lang w:val="ar_AE" w:bidi="ar_AE"/>
+        </w:rPr>
+      </w:r>
+    </w:p>
+    <w:p>
+      <w:pPr>
+        <w:bidi/>
+      </w:pPr>
+      <w:r>
+        <w:rPr>
+          <w:rtl/>
+          <w:cs/>
           <w:lang w:val="ar_AE" w:bidi="ar_AE"/>
         </w:rPr>
       </w:r>
       <w:r>
         <w:rPr>
           <w:b/>
+          <w:rtl/>
+          <w:cs/>
           <w:lang w:val="ar_AE" w:bidi="ar_AE"/>
         </w:rPr>
         <w:t>كيف عامَل بولسُ أهل تسالونيكي عندما كان بينهم؟</w:t>
@@ -1140,32 +1422,42 @@
       </w:pPr>
       <w:r>
         <w:rPr>
-          <w:lang w:val="ar_AE" w:bidi="ar_AE"/>
-        </w:rPr>
-      </w:r>
-      <w:r>
-        <w:rPr>
+          <w:rtl/>
+          <w:cs/>
+          <w:lang w:val="ar_AE" w:bidi="ar_AE"/>
+        </w:rPr>
+      </w:r>
+      <w:r>
+        <w:rPr>
+          <w:rtl/>
+          <w:cs/>
           <w:lang w:val="ar_AE" w:bidi="ar_AE"/>
         </w:rPr>
         <w:t>كان بولس لطيفًا مع أهل تسالونيكي مثل الأم أو الأبِ مع أطفالهم.</w:t>
       </w:r>
       <w:r>
         <w:rPr>
-          <w:lang w:val="ar_AE" w:bidi="ar_AE"/>
-        </w:rPr>
-      </w:r>
-      <w:r>
-        <w:rPr>
-          <w:lang w:val="ar_AE" w:bidi="ar_AE"/>
-        </w:rPr>
-      </w:r>
-    </w:p>
-    <w:p>
-      <w:pPr>
-        <w:bidi/>
-      </w:pPr>
-      <w:r>
-        <w:rPr>
+          <w:rtl/>
+          <w:cs/>
+          <w:lang w:val="ar_AE" w:bidi="ar_AE"/>
+        </w:rPr>
+      </w:r>
+      <w:r>
+        <w:rPr>
+          <w:rtl/>
+          <w:cs/>
+          <w:lang w:val="ar_AE" w:bidi="ar_AE"/>
+        </w:rPr>
+      </w:r>
+    </w:p>
+    <w:p>
+      <w:pPr>
+        <w:bidi/>
+      </w:pPr>
+      <w:r>
+        <w:rPr>
+          <w:rtl/>
+          <w:cs/>
           <w:lang w:val="ar_AE" w:bidi="ar_AE"/>
         </w:rPr>
       </w:r>
@@ -1177,28 +1469,36 @@
       </w:pPr>
       <w:r>
         <w:rPr>
+          <w:rtl/>
+          <w:cs/>
           <w:lang w:val="ar_AE" w:bidi="ar_AE"/>
         </w:rPr>
         <w:t>١ تسالونيكي ٢: ١٢</w:t>
       </w:r>
       <w:r>
         <w:rPr>
-          <w:lang w:val="ar_AE" w:bidi="ar_AE"/>
-        </w:rPr>
-      </w:r>
-    </w:p>
-    <w:p>
-      <w:pPr>
-        <w:bidi/>
-      </w:pPr>
-      <w:r>
-        <w:rPr>
+          <w:rtl/>
+          <w:cs/>
+          <w:lang w:val="ar_AE" w:bidi="ar_AE"/>
+        </w:rPr>
+      </w:r>
+    </w:p>
+    <w:p>
+      <w:pPr>
+        <w:bidi/>
+      </w:pPr>
+      <w:r>
+        <w:rPr>
+          <w:rtl/>
+          <w:cs/>
           <w:lang w:val="ar_AE" w:bidi="ar_AE"/>
         </w:rPr>
       </w:r>
       <w:r>
         <w:rPr>
           <w:b/>
+          <w:rtl/>
+          <w:cs/>
           <w:lang w:val="ar_AE" w:bidi="ar_AE"/>
         </w:rPr>
         <w:t>ما وصية بولس إلى أهل تسالونيكي من جهة سلوكهم؟</w:t>
@@ -1210,32 +1510,42 @@
       </w:pPr>
       <w:r>
         <w:rPr>
-          <w:lang w:val="ar_AE" w:bidi="ar_AE"/>
-        </w:rPr>
-      </w:r>
-      <w:r>
-        <w:rPr>
+          <w:rtl/>
+          <w:cs/>
+          <w:lang w:val="ar_AE" w:bidi="ar_AE"/>
+        </w:rPr>
+      </w:r>
+      <w:r>
+        <w:rPr>
+          <w:rtl/>
+          <w:cs/>
           <w:lang w:val="ar_AE" w:bidi="ar_AE"/>
         </w:rPr>
         <w:t>أخبر بولس أهل تسالونيكي أنه ينبغي لهم أن يسلكوا سلوكًا جديرًا بالله الذي يدعوهم إلى ملكوته ومجده.</w:t>
       </w:r>
       <w:r>
         <w:rPr>
-          <w:lang w:val="ar_AE" w:bidi="ar_AE"/>
-        </w:rPr>
-      </w:r>
-      <w:r>
-        <w:rPr>
-          <w:lang w:val="ar_AE" w:bidi="ar_AE"/>
-        </w:rPr>
-      </w:r>
-    </w:p>
-    <w:p>
-      <w:pPr>
-        <w:bidi/>
-      </w:pPr>
-      <w:r>
-        <w:rPr>
+          <w:rtl/>
+          <w:cs/>
+          <w:lang w:val="ar_AE" w:bidi="ar_AE"/>
+        </w:rPr>
+      </w:r>
+      <w:r>
+        <w:rPr>
+          <w:rtl/>
+          <w:cs/>
+          <w:lang w:val="ar_AE" w:bidi="ar_AE"/>
+        </w:rPr>
+      </w:r>
+    </w:p>
+    <w:p>
+      <w:pPr>
+        <w:bidi/>
+      </w:pPr>
+      <w:r>
+        <w:rPr>
+          <w:rtl/>
+          <w:cs/>
           <w:lang w:val="ar_AE" w:bidi="ar_AE"/>
         </w:rPr>
       </w:r>
@@ -1247,28 +1557,36 @@
       </w:pPr>
       <w:r>
         <w:rPr>
+          <w:rtl/>
+          <w:cs/>
           <w:lang w:val="ar_AE" w:bidi="ar_AE"/>
         </w:rPr>
         <w:t>١ تسالونيكي ٢: ١٣</w:t>
       </w:r>
       <w:r>
         <w:rPr>
-          <w:lang w:val="ar_AE" w:bidi="ar_AE"/>
-        </w:rPr>
-      </w:r>
-    </w:p>
-    <w:p>
-      <w:pPr>
-        <w:bidi/>
-      </w:pPr>
-      <w:r>
-        <w:rPr>
+          <w:rtl/>
+          <w:cs/>
+          <w:lang w:val="ar_AE" w:bidi="ar_AE"/>
+        </w:rPr>
+      </w:r>
+    </w:p>
+    <w:p>
+      <w:pPr>
+        <w:bidi/>
+      </w:pPr>
+      <w:r>
+        <w:rPr>
+          <w:rtl/>
+          <w:cs/>
           <w:lang w:val="ar_AE" w:bidi="ar_AE"/>
         </w:rPr>
       </w:r>
       <w:r>
         <w:rPr>
           <w:b/>
+          <w:rtl/>
+          <w:cs/>
           <w:lang w:val="ar_AE" w:bidi="ar_AE"/>
         </w:rPr>
         <w:t>كيف استقبل أهل تسالونيكي الرسالة التي بشَّرهم بها بولس، كأنها كلمات مَن؟</w:t>
@@ -1280,32 +1598,42 @@
       </w:pPr>
       <w:r>
         <w:rPr>
-          <w:lang w:val="ar_AE" w:bidi="ar_AE"/>
-        </w:rPr>
-      </w:r>
-      <w:r>
-        <w:rPr>
+          <w:rtl/>
+          <w:cs/>
+          <w:lang w:val="ar_AE" w:bidi="ar_AE"/>
+        </w:rPr>
+      </w:r>
+      <w:r>
+        <w:rPr>
+          <w:rtl/>
+          <w:cs/>
           <w:lang w:val="ar_AE" w:bidi="ar_AE"/>
         </w:rPr>
         <w:t>استقبل أهل تسالونيكي الرسالة على أنها كلمة ٱللهِ، وليس كلمة إنسان.</w:t>
       </w:r>
       <w:r>
         <w:rPr>
-          <w:lang w:val="ar_AE" w:bidi="ar_AE"/>
-        </w:rPr>
-      </w:r>
-      <w:r>
-        <w:rPr>
-          <w:lang w:val="ar_AE" w:bidi="ar_AE"/>
-        </w:rPr>
-      </w:r>
-    </w:p>
-    <w:p>
-      <w:pPr>
-        <w:bidi/>
-      </w:pPr>
-      <w:r>
-        <w:rPr>
+          <w:rtl/>
+          <w:cs/>
+          <w:lang w:val="ar_AE" w:bidi="ar_AE"/>
+        </w:rPr>
+      </w:r>
+      <w:r>
+        <w:rPr>
+          <w:rtl/>
+          <w:cs/>
+          <w:lang w:val="ar_AE" w:bidi="ar_AE"/>
+        </w:rPr>
+      </w:r>
+    </w:p>
+    <w:p>
+      <w:pPr>
+        <w:bidi/>
+      </w:pPr>
+      <w:r>
+        <w:rPr>
+          <w:rtl/>
+          <w:cs/>
           <w:lang w:val="ar_AE" w:bidi="ar_AE"/>
         </w:rPr>
       </w:r>
@@ -1317,28 +1645,36 @@
       </w:pPr>
       <w:r>
         <w:rPr>
+          <w:rtl/>
+          <w:cs/>
           <w:lang w:val="ar_AE" w:bidi="ar_AE"/>
         </w:rPr>
         <w:t>١ تسالونيكي ٢: ١٤–١٦</w:t>
       </w:r>
       <w:r>
         <w:rPr>
-          <w:lang w:val="ar_AE" w:bidi="ar_AE"/>
-        </w:rPr>
-      </w:r>
-    </w:p>
-    <w:p>
-      <w:pPr>
-        <w:bidi/>
-      </w:pPr>
-      <w:r>
-        <w:rPr>
+          <w:rtl/>
+          <w:cs/>
+          <w:lang w:val="ar_AE" w:bidi="ar_AE"/>
+        </w:rPr>
+      </w:r>
+    </w:p>
+    <w:p>
+      <w:pPr>
+        <w:bidi/>
+      </w:pPr>
+      <w:r>
+        <w:rPr>
+          <w:rtl/>
+          <w:cs/>
           <w:lang w:val="ar_AE" w:bidi="ar_AE"/>
         </w:rPr>
       </w:r>
       <w:r>
         <w:rPr>
           <w:b/>
+          <w:rtl/>
+          <w:cs/>
           <w:lang w:val="ar_AE" w:bidi="ar_AE"/>
         </w:rPr>
         <w:t>ماذا الأمر الذي فعله اليهود غير المؤمنين ولم يرضي ٱلله؟</w:t>
@@ -1350,32 +1686,42 @@
       </w:pPr>
       <w:r>
         <w:rPr>
-          <w:lang w:val="ar_AE" w:bidi="ar_AE"/>
-        </w:rPr>
-      </w:r>
-      <w:r>
-        <w:rPr>
+          <w:rtl/>
+          <w:cs/>
+          <w:lang w:val="ar_AE" w:bidi="ar_AE"/>
+        </w:rPr>
+      </w:r>
+      <w:r>
+        <w:rPr>
+          <w:rtl/>
+          <w:cs/>
           <w:lang w:val="ar_AE" w:bidi="ar_AE"/>
         </w:rPr>
         <w:t>اضطهد اليهود غير المؤمنين الكنائس في اليهودية وقتلوا يَسوع والأنبياء وطردوا بولسَ ومنعوه من التحدُّث إلى الأمم.</w:t>
       </w:r>
       <w:r>
         <w:rPr>
-          <w:lang w:val="ar_AE" w:bidi="ar_AE"/>
-        </w:rPr>
-      </w:r>
-      <w:r>
-        <w:rPr>
-          <w:lang w:val="ar_AE" w:bidi="ar_AE"/>
-        </w:rPr>
-      </w:r>
-    </w:p>
-    <w:p>
-      <w:pPr>
-        <w:bidi/>
-      </w:pPr>
-      <w:r>
-        <w:rPr>
+          <w:rtl/>
+          <w:cs/>
+          <w:lang w:val="ar_AE" w:bidi="ar_AE"/>
+        </w:rPr>
+      </w:r>
+      <w:r>
+        <w:rPr>
+          <w:rtl/>
+          <w:cs/>
+          <w:lang w:val="ar_AE" w:bidi="ar_AE"/>
+        </w:rPr>
+      </w:r>
+    </w:p>
+    <w:p>
+      <w:pPr>
+        <w:bidi/>
+      </w:pPr>
+      <w:r>
+        <w:rPr>
+          <w:rtl/>
+          <w:cs/>
           <w:lang w:val="ar_AE" w:bidi="ar_AE"/>
         </w:rPr>
       </w:r>
@@ -1387,28 +1733,36 @@
       </w:pPr>
       <w:r>
         <w:rPr>
+          <w:rtl/>
+          <w:cs/>
           <w:lang w:val="ar_AE" w:bidi="ar_AE"/>
         </w:rPr>
         <w:t>١ تسالونيكي ٢: ١٧–١٨</w:t>
       </w:r>
       <w:r>
         <w:rPr>
-          <w:lang w:val="ar_AE" w:bidi="ar_AE"/>
-        </w:rPr>
-      </w:r>
-    </w:p>
-    <w:p>
-      <w:pPr>
-        <w:bidi/>
-      </w:pPr>
-      <w:r>
-        <w:rPr>
+          <w:rtl/>
+          <w:cs/>
+          <w:lang w:val="ar_AE" w:bidi="ar_AE"/>
+        </w:rPr>
+      </w:r>
+    </w:p>
+    <w:p>
+      <w:pPr>
+        <w:bidi/>
+      </w:pPr>
+      <w:r>
+        <w:rPr>
+          <w:rtl/>
+          <w:cs/>
           <w:lang w:val="ar_AE" w:bidi="ar_AE"/>
         </w:rPr>
       </w:r>
       <w:r>
         <w:rPr>
           <w:b/>
+          <w:rtl/>
+          <w:cs/>
           <w:lang w:val="ar_AE" w:bidi="ar_AE"/>
         </w:rPr>
         <w:t>لماذا لم يستطع بولس القدوم إلى أهل تسالونيكي مع أنّه كان يرغب في ذلك؟</w:t>
@@ -1420,32 +1774,42 @@
       </w:pPr>
       <w:r>
         <w:rPr>
-          <w:lang w:val="ar_AE" w:bidi="ar_AE"/>
-        </w:rPr>
-      </w:r>
-      <w:r>
-        <w:rPr>
+          <w:rtl/>
+          <w:cs/>
+          <w:lang w:val="ar_AE" w:bidi="ar_AE"/>
+        </w:rPr>
+      </w:r>
+      <w:r>
+        <w:rPr>
+          <w:rtl/>
+          <w:cs/>
           <w:lang w:val="ar_AE" w:bidi="ar_AE"/>
         </w:rPr>
         <w:t>لم يستطع بولس القدوم لأن ٱلشَّيْطَان أعاقَه.</w:t>
       </w:r>
       <w:r>
         <w:rPr>
-          <w:lang w:val="ar_AE" w:bidi="ar_AE"/>
-        </w:rPr>
-      </w:r>
-      <w:r>
-        <w:rPr>
-          <w:lang w:val="ar_AE" w:bidi="ar_AE"/>
-        </w:rPr>
-      </w:r>
-    </w:p>
-    <w:p>
-      <w:pPr>
-        <w:bidi/>
-      </w:pPr>
-      <w:r>
-        <w:rPr>
+          <w:rtl/>
+          <w:cs/>
+          <w:lang w:val="ar_AE" w:bidi="ar_AE"/>
+        </w:rPr>
+      </w:r>
+      <w:r>
+        <w:rPr>
+          <w:rtl/>
+          <w:cs/>
+          <w:lang w:val="ar_AE" w:bidi="ar_AE"/>
+        </w:rPr>
+      </w:r>
+    </w:p>
+    <w:p>
+      <w:pPr>
+        <w:bidi/>
+      </w:pPr>
+      <w:r>
+        <w:rPr>
+          <w:rtl/>
+          <w:cs/>
           <w:lang w:val="ar_AE" w:bidi="ar_AE"/>
         </w:rPr>
       </w:r>
@@ -1457,28 +1821,36 @@
       </w:pPr>
       <w:r>
         <w:rPr>
+          <w:rtl/>
+          <w:cs/>
           <w:lang w:val="ar_AE" w:bidi="ar_AE"/>
         </w:rPr>
         <w:t>١ تسالونيكي ٢: ١٩–٢٠</w:t>
       </w:r>
       <w:r>
         <w:rPr>
-          <w:lang w:val="ar_AE" w:bidi="ar_AE"/>
-        </w:rPr>
-      </w:r>
-    </w:p>
-    <w:p>
-      <w:pPr>
-        <w:bidi/>
-      </w:pPr>
-      <w:r>
-        <w:rPr>
+          <w:rtl/>
+          <w:cs/>
+          <w:lang w:val="ar_AE" w:bidi="ar_AE"/>
+        </w:rPr>
+      </w:r>
+    </w:p>
+    <w:p>
+      <w:pPr>
+        <w:bidi/>
+      </w:pPr>
+      <w:r>
+        <w:rPr>
+          <w:rtl/>
+          <w:cs/>
           <w:lang w:val="ar_AE" w:bidi="ar_AE"/>
         </w:rPr>
       </w:r>
       <w:r>
         <w:rPr>
           <w:b/>
+          <w:rtl/>
+          <w:cs/>
           <w:lang w:val="ar_AE" w:bidi="ar_AE"/>
         </w:rPr>
         <w:t>ماذا سيكون أهل تسالونيكي لبولس عند مجيء الرب؟</w:t>
@@ -1490,32 +1862,42 @@
       </w:pPr>
       <w:r>
         <w:rPr>
-          <w:lang w:val="ar_AE" w:bidi="ar_AE"/>
-        </w:rPr>
-      </w:r>
-      <w:r>
-        <w:rPr>
+          <w:rtl/>
+          <w:cs/>
+          <w:lang w:val="ar_AE" w:bidi="ar_AE"/>
+        </w:rPr>
+      </w:r>
+      <w:r>
+        <w:rPr>
+          <w:rtl/>
+          <w:cs/>
           <w:lang w:val="ar_AE" w:bidi="ar_AE"/>
         </w:rPr>
         <w:t>سيكون أهل تسالونيكي رجاء بولس وفرحه وإكليل افتخاره عند مجيء الرب.</w:t>
       </w:r>
       <w:r>
         <w:rPr>
-          <w:lang w:val="ar_AE" w:bidi="ar_AE"/>
-        </w:rPr>
-      </w:r>
-      <w:r>
-        <w:rPr>
-          <w:lang w:val="ar_AE" w:bidi="ar_AE"/>
-        </w:rPr>
-      </w:r>
-    </w:p>
-    <w:p>
-      <w:pPr>
-        <w:bidi/>
-      </w:pPr>
-      <w:r>
-        <w:rPr>
+          <w:rtl/>
+          <w:cs/>
+          <w:lang w:val="ar_AE" w:bidi="ar_AE"/>
+        </w:rPr>
+      </w:r>
+      <w:r>
+        <w:rPr>
+          <w:rtl/>
+          <w:cs/>
+          <w:lang w:val="ar_AE" w:bidi="ar_AE"/>
+        </w:rPr>
+      </w:r>
+    </w:p>
+    <w:p>
+      <w:pPr>
+        <w:bidi/>
+      </w:pPr>
+      <w:r>
+        <w:rPr>
+          <w:rtl/>
+          <w:cs/>
           <w:lang w:val="ar_AE" w:bidi="ar_AE"/>
         </w:rPr>
       </w:r>
@@ -1527,28 +1909,36 @@
       </w:pPr>
       <w:r>
         <w:rPr>
+          <w:rtl/>
+          <w:cs/>
           <w:lang w:val="ar_AE" w:bidi="ar_AE"/>
         </w:rPr>
         <w:t>١ تسالونيكي ٣: ١–٢</w:t>
       </w:r>
       <w:r>
         <w:rPr>
-          <w:lang w:val="ar_AE" w:bidi="ar_AE"/>
-        </w:rPr>
-      </w:r>
-    </w:p>
-    <w:p>
-      <w:pPr>
-        <w:bidi/>
-      </w:pPr>
-      <w:r>
-        <w:rPr>
+          <w:rtl/>
+          <w:cs/>
+          <w:lang w:val="ar_AE" w:bidi="ar_AE"/>
+        </w:rPr>
+      </w:r>
+    </w:p>
+    <w:p>
+      <w:pPr>
+        <w:bidi/>
+      </w:pPr>
+      <w:r>
+        <w:rPr>
+          <w:rtl/>
+          <w:cs/>
           <w:lang w:val="ar_AE" w:bidi="ar_AE"/>
         </w:rPr>
       </w:r>
       <w:r>
         <w:rPr>
           <w:b/>
+          <w:rtl/>
+          <w:cs/>
           <w:lang w:val="ar_AE" w:bidi="ar_AE"/>
         </w:rPr>
         <w:t>ماذا فعل بولس، حتى وإن كان سيُترك في أَثِينَا؟</w:t>
@@ -1560,32 +1950,42 @@
       </w:pPr>
       <w:r>
         <w:rPr>
-          <w:lang w:val="ar_AE" w:bidi="ar_AE"/>
-        </w:rPr>
-      </w:r>
-      <w:r>
-        <w:rPr>
+          <w:rtl/>
+          <w:cs/>
+          <w:lang w:val="ar_AE" w:bidi="ar_AE"/>
+        </w:rPr>
+      </w:r>
+      <w:r>
+        <w:rPr>
+          <w:rtl/>
+          <w:cs/>
           <w:lang w:val="ar_AE" w:bidi="ar_AE"/>
         </w:rPr>
         <w:t>أرسل بولس تيموثاوس لتقوية وتعزية المؤمنين في تسالونيكي.</w:t>
       </w:r>
       <w:r>
         <w:rPr>
-          <w:lang w:val="ar_AE" w:bidi="ar_AE"/>
-        </w:rPr>
-      </w:r>
-      <w:r>
-        <w:rPr>
-          <w:lang w:val="ar_AE" w:bidi="ar_AE"/>
-        </w:rPr>
-      </w:r>
-    </w:p>
-    <w:p>
-      <w:pPr>
-        <w:bidi/>
-      </w:pPr>
-      <w:r>
-        <w:rPr>
+          <w:rtl/>
+          <w:cs/>
+          <w:lang w:val="ar_AE" w:bidi="ar_AE"/>
+        </w:rPr>
+      </w:r>
+      <w:r>
+        <w:rPr>
+          <w:rtl/>
+          <w:cs/>
+          <w:lang w:val="ar_AE" w:bidi="ar_AE"/>
+        </w:rPr>
+      </w:r>
+    </w:p>
+    <w:p>
+      <w:pPr>
+        <w:bidi/>
+      </w:pPr>
+      <w:r>
+        <w:rPr>
+          <w:rtl/>
+          <w:cs/>
           <w:lang w:val="ar_AE" w:bidi="ar_AE"/>
         </w:rPr>
       </w:r>
@@ -1597,28 +1997,36 @@
       </w:pPr>
       <w:r>
         <w:rPr>
+          <w:rtl/>
+          <w:cs/>
           <w:lang w:val="ar_AE" w:bidi="ar_AE"/>
         </w:rPr>
         <w:t>١ تسالونيكي ٣:٣</w:t>
       </w:r>
       <w:r>
         <w:rPr>
-          <w:lang w:val="ar_AE" w:bidi="ar_AE"/>
-        </w:rPr>
-      </w:r>
-    </w:p>
-    <w:p>
-      <w:pPr>
-        <w:bidi/>
-      </w:pPr>
-      <w:r>
-        <w:rPr>
+          <w:rtl/>
+          <w:cs/>
+          <w:lang w:val="ar_AE" w:bidi="ar_AE"/>
+        </w:rPr>
+      </w:r>
+    </w:p>
+    <w:p>
+      <w:pPr>
+        <w:bidi/>
+      </w:pPr>
+      <w:r>
+        <w:rPr>
+          <w:rtl/>
+          <w:cs/>
           <w:lang w:val="ar_AE" w:bidi="ar_AE"/>
         </w:rPr>
       </w:r>
       <w:r>
         <w:rPr>
           <w:b/>
+          <w:rtl/>
+          <w:cs/>
           <w:lang w:val="ar_AE" w:bidi="ar_AE"/>
         </w:rPr>
         <w:t>لماذا عُيِّنَ بولس خادمًا، على حد قوله؟</w:t>
@@ -1630,32 +2038,42 @@
       </w:pPr>
       <w:r>
         <w:rPr>
-          <w:lang w:val="ar_AE" w:bidi="ar_AE"/>
-        </w:rPr>
-      </w:r>
-      <w:r>
-        <w:rPr>
+          <w:rtl/>
+          <w:cs/>
+          <w:lang w:val="ar_AE" w:bidi="ar_AE"/>
+        </w:rPr>
+      </w:r>
+      <w:r>
+        <w:rPr>
+          <w:rtl/>
+          <w:cs/>
           <w:lang w:val="ar_AE" w:bidi="ar_AE"/>
         </w:rPr>
         <w:t>عُيِّنَ بولس للضيقات.</w:t>
       </w:r>
       <w:r>
         <w:rPr>
-          <w:lang w:val="ar_AE" w:bidi="ar_AE"/>
-        </w:rPr>
-      </w:r>
-      <w:r>
-        <w:rPr>
-          <w:lang w:val="ar_AE" w:bidi="ar_AE"/>
-        </w:rPr>
-      </w:r>
-    </w:p>
-    <w:p>
-      <w:pPr>
-        <w:bidi/>
-      </w:pPr>
-      <w:r>
-        <w:rPr>
+          <w:rtl/>
+          <w:cs/>
+          <w:lang w:val="ar_AE" w:bidi="ar_AE"/>
+        </w:rPr>
+      </w:r>
+      <w:r>
+        <w:rPr>
+          <w:rtl/>
+          <w:cs/>
+          <w:lang w:val="ar_AE" w:bidi="ar_AE"/>
+        </w:rPr>
+      </w:r>
+    </w:p>
+    <w:p>
+      <w:pPr>
+        <w:bidi/>
+      </w:pPr>
+      <w:r>
+        <w:rPr>
+          <w:rtl/>
+          <w:cs/>
           <w:lang w:val="ar_AE" w:bidi="ar_AE"/>
         </w:rPr>
       </w:r>
@@ -1667,28 +2085,36 @@
       </w:pPr>
       <w:r>
         <w:rPr>
+          <w:rtl/>
+          <w:cs/>
           <w:lang w:val="ar_AE" w:bidi="ar_AE"/>
         </w:rPr>
         <w:t>١ تسالونيكي ٣: ٥</w:t>
       </w:r>
       <w:r>
         <w:rPr>
-          <w:lang w:val="ar_AE" w:bidi="ar_AE"/>
-        </w:rPr>
-      </w:r>
-    </w:p>
-    <w:p>
-      <w:pPr>
-        <w:bidi/>
-      </w:pPr>
-      <w:r>
-        <w:rPr>
+          <w:rtl/>
+          <w:cs/>
+          <w:lang w:val="ar_AE" w:bidi="ar_AE"/>
+        </w:rPr>
+      </w:r>
+    </w:p>
+    <w:p>
+      <w:pPr>
+        <w:bidi/>
+      </w:pPr>
+      <w:r>
+        <w:rPr>
+          <w:rtl/>
+          <w:cs/>
           <w:lang w:val="ar_AE" w:bidi="ar_AE"/>
         </w:rPr>
       </w:r>
       <w:r>
         <w:rPr>
           <w:b/>
+          <w:rtl/>
+          <w:cs/>
           <w:lang w:val="ar_AE" w:bidi="ar_AE"/>
         </w:rPr>
         <w:t>ما سبب قلَق بولس من جهة أهل تسالونيكي؟</w:t>
@@ -1700,32 +2126,42 @@
       </w:pPr>
       <w:r>
         <w:rPr>
-          <w:lang w:val="ar_AE" w:bidi="ar_AE"/>
-        </w:rPr>
-      </w:r>
-      <w:r>
-        <w:rPr>
+          <w:rtl/>
+          <w:cs/>
+          <w:lang w:val="ar_AE" w:bidi="ar_AE"/>
+        </w:rPr>
+      </w:r>
+      <w:r>
+        <w:rPr>
+          <w:rtl/>
+          <w:cs/>
           <w:lang w:val="ar_AE" w:bidi="ar_AE"/>
         </w:rPr>
         <w:t>كان بولس قلقًا مِن أن يكون المُجرِّب قد أغراهم ويكون جهده قد ضاع سُدَى.</w:t>
       </w:r>
       <w:r>
         <w:rPr>
-          <w:lang w:val="ar_AE" w:bidi="ar_AE"/>
-        </w:rPr>
-      </w:r>
-      <w:r>
-        <w:rPr>
-          <w:lang w:val="ar_AE" w:bidi="ar_AE"/>
-        </w:rPr>
-      </w:r>
-    </w:p>
-    <w:p>
-      <w:pPr>
-        <w:bidi/>
-      </w:pPr>
-      <w:r>
-        <w:rPr>
+          <w:rtl/>
+          <w:cs/>
+          <w:lang w:val="ar_AE" w:bidi="ar_AE"/>
+        </w:rPr>
+      </w:r>
+      <w:r>
+        <w:rPr>
+          <w:rtl/>
+          <w:cs/>
+          <w:lang w:val="ar_AE" w:bidi="ar_AE"/>
+        </w:rPr>
+      </w:r>
+    </w:p>
+    <w:p>
+      <w:pPr>
+        <w:bidi/>
+      </w:pPr>
+      <w:r>
+        <w:rPr>
+          <w:rtl/>
+          <w:cs/>
           <w:lang w:val="ar_AE" w:bidi="ar_AE"/>
         </w:rPr>
       </w:r>
@@ -1737,28 +2173,36 @@
       </w:pPr>
       <w:r>
         <w:rPr>
+          <w:rtl/>
+          <w:cs/>
           <w:lang w:val="ar_AE" w:bidi="ar_AE"/>
         </w:rPr>
         <w:t>١ تسالونيكي ٣: ٦–٧</w:t>
       </w:r>
       <w:r>
         <w:rPr>
-          <w:lang w:val="ar_AE" w:bidi="ar_AE"/>
-        </w:rPr>
-      </w:r>
-    </w:p>
-    <w:p>
-      <w:pPr>
-        <w:bidi/>
-      </w:pPr>
-      <w:r>
-        <w:rPr>
+          <w:rtl/>
+          <w:cs/>
+          <w:lang w:val="ar_AE" w:bidi="ar_AE"/>
+        </w:rPr>
+      </w:r>
+    </w:p>
+    <w:p>
+      <w:pPr>
+        <w:bidi/>
+      </w:pPr>
+      <w:r>
+        <w:rPr>
+          <w:rtl/>
+          <w:cs/>
           <w:lang w:val="ar_AE" w:bidi="ar_AE"/>
         </w:rPr>
       </w:r>
       <w:r>
         <w:rPr>
           <w:b/>
+          <w:rtl/>
+          <w:cs/>
           <w:lang w:val="ar_AE" w:bidi="ar_AE"/>
         </w:rPr>
         <w:t>ما الذي عزّى بولس عندما عاد تِيموثَاوس من تَسَالونِيكِي؟</w:t>
@@ -1770,32 +2214,42 @@
       </w:pPr>
       <w:r>
         <w:rPr>
-          <w:lang w:val="ar_AE" w:bidi="ar_AE"/>
-        </w:rPr>
-      </w:r>
-      <w:r>
-        <w:rPr>
+          <w:rtl/>
+          <w:cs/>
+          <w:lang w:val="ar_AE" w:bidi="ar_AE"/>
+        </w:rPr>
+      </w:r>
+      <w:r>
+        <w:rPr>
+          <w:rtl/>
+          <w:cs/>
           <w:lang w:val="ar_AE" w:bidi="ar_AE"/>
         </w:rPr>
         <w:t>شعر بولس بالراحة لسماع الأخبار السارة عن إيمان ومحبة أهل تسالونيكي، وأنهم اشتاقوا لرؤيته.</w:t>
       </w:r>
       <w:r>
         <w:rPr>
-          <w:lang w:val="ar_AE" w:bidi="ar_AE"/>
-        </w:rPr>
-      </w:r>
-      <w:r>
-        <w:rPr>
-          <w:lang w:val="ar_AE" w:bidi="ar_AE"/>
-        </w:rPr>
-      </w:r>
-    </w:p>
-    <w:p>
-      <w:pPr>
-        <w:bidi/>
-      </w:pPr>
-      <w:r>
-        <w:rPr>
+          <w:rtl/>
+          <w:cs/>
+          <w:lang w:val="ar_AE" w:bidi="ar_AE"/>
+        </w:rPr>
+      </w:r>
+      <w:r>
+        <w:rPr>
+          <w:rtl/>
+          <w:cs/>
+          <w:lang w:val="ar_AE" w:bidi="ar_AE"/>
+        </w:rPr>
+      </w:r>
+    </w:p>
+    <w:p>
+      <w:pPr>
+        <w:bidi/>
+      </w:pPr>
+      <w:r>
+        <w:rPr>
+          <w:rtl/>
+          <w:cs/>
           <w:lang w:val="ar_AE" w:bidi="ar_AE"/>
         </w:rPr>
       </w:r>
@@ -1807,28 +2261,36 @@
       </w:pPr>
       <w:r>
         <w:rPr>
+          <w:rtl/>
+          <w:cs/>
           <w:lang w:val="ar_AE" w:bidi="ar_AE"/>
         </w:rPr>
         <w:t>١ تسالونيكي ٣: ٨</w:t>
       </w:r>
       <w:r>
         <w:rPr>
-          <w:lang w:val="ar_AE" w:bidi="ar_AE"/>
-        </w:rPr>
-      </w:r>
-    </w:p>
-    <w:p>
-      <w:pPr>
-        <w:bidi/>
-      </w:pPr>
-      <w:r>
-        <w:rPr>
+          <w:rtl/>
+          <w:cs/>
+          <w:lang w:val="ar_AE" w:bidi="ar_AE"/>
+        </w:rPr>
+      </w:r>
+    </w:p>
+    <w:p>
+      <w:pPr>
+        <w:bidi/>
+      </w:pPr>
+      <w:r>
+        <w:rPr>
+          <w:rtl/>
+          <w:cs/>
           <w:lang w:val="ar_AE" w:bidi="ar_AE"/>
         </w:rPr>
       </w:r>
       <w:r>
         <w:rPr>
           <w:b/>
+          <w:rtl/>
+          <w:cs/>
           <w:lang w:val="ar_AE" w:bidi="ar_AE"/>
         </w:rPr>
         <w:t>ما الذي يفعله أهل تسالونيكي فيعيش بولس، على حد قوله؟</w:t>
@@ -1840,32 +2302,42 @@
       </w:pPr>
       <w:r>
         <w:rPr>
-          <w:lang w:val="ar_AE" w:bidi="ar_AE"/>
-        </w:rPr>
-      </w:r>
-      <w:r>
-        <w:rPr>
+          <w:rtl/>
+          <w:cs/>
+          <w:lang w:val="ar_AE" w:bidi="ar_AE"/>
+        </w:rPr>
+      </w:r>
+      <w:r>
+        <w:rPr>
+          <w:rtl/>
+          <w:cs/>
           <w:lang w:val="ar_AE" w:bidi="ar_AE"/>
         </w:rPr>
         <w:t>يقول بولس إنه يعيش إذا ثبتَ أهل تسالونيكي في الرب.</w:t>
       </w:r>
       <w:r>
         <w:rPr>
-          <w:lang w:val="ar_AE" w:bidi="ar_AE"/>
-        </w:rPr>
-      </w:r>
-      <w:r>
-        <w:rPr>
-          <w:lang w:val="ar_AE" w:bidi="ar_AE"/>
-        </w:rPr>
-      </w:r>
-    </w:p>
-    <w:p>
-      <w:pPr>
-        <w:bidi/>
-      </w:pPr>
-      <w:r>
-        <w:rPr>
+          <w:rtl/>
+          <w:cs/>
+          <w:lang w:val="ar_AE" w:bidi="ar_AE"/>
+        </w:rPr>
+      </w:r>
+      <w:r>
+        <w:rPr>
+          <w:rtl/>
+          <w:cs/>
+          <w:lang w:val="ar_AE" w:bidi="ar_AE"/>
+        </w:rPr>
+      </w:r>
+    </w:p>
+    <w:p>
+      <w:pPr>
+        <w:bidi/>
+      </w:pPr>
+      <w:r>
+        <w:rPr>
+          <w:rtl/>
+          <w:cs/>
           <w:lang w:val="ar_AE" w:bidi="ar_AE"/>
         </w:rPr>
       </w:r>
@@ -1877,28 +2349,36 @@
       </w:pPr>
       <w:r>
         <w:rPr>
+          <w:rtl/>
+          <w:cs/>
           <w:lang w:val="ar_AE" w:bidi="ar_AE"/>
         </w:rPr>
         <w:t>١ تسالونيكي ٣: ١٠</w:t>
       </w:r>
       <w:r>
         <w:rPr>
-          <w:lang w:val="ar_AE" w:bidi="ar_AE"/>
-        </w:rPr>
-      </w:r>
-    </w:p>
-    <w:p>
-      <w:pPr>
-        <w:bidi/>
-      </w:pPr>
-      <w:r>
-        <w:rPr>
+          <w:rtl/>
+          <w:cs/>
+          <w:lang w:val="ar_AE" w:bidi="ar_AE"/>
+        </w:rPr>
+      </w:r>
+    </w:p>
+    <w:p>
+      <w:pPr>
+        <w:bidi/>
+      </w:pPr>
+      <w:r>
+        <w:rPr>
+          <w:rtl/>
+          <w:cs/>
           <w:lang w:val="ar_AE" w:bidi="ar_AE"/>
         </w:rPr>
       </w:r>
       <w:r>
         <w:rPr>
           <w:b/>
+          <w:rtl/>
+          <w:cs/>
           <w:lang w:val="ar_AE" w:bidi="ar_AE"/>
         </w:rPr>
         <w:t>مِن أجل ماذا يصلي بولس ليلًا ونهارًا؟</w:t>
@@ -1910,32 +2390,42 @@
       </w:pPr>
       <w:r>
         <w:rPr>
-          <w:lang w:val="ar_AE" w:bidi="ar_AE"/>
-        </w:rPr>
-      </w:r>
-      <w:r>
-        <w:rPr>
+          <w:rtl/>
+          <w:cs/>
+          <w:lang w:val="ar_AE" w:bidi="ar_AE"/>
+        </w:rPr>
+      </w:r>
+      <w:r>
+        <w:rPr>
+          <w:rtl/>
+          <w:cs/>
           <w:lang w:val="ar_AE" w:bidi="ar_AE"/>
         </w:rPr>
         <w:t>يصلي بولس ليلًا ونهارًا ليرى أهل تسالونيكي ويُكمِّل ما ينقص في إيمانهم.</w:t>
       </w:r>
       <w:r>
         <w:rPr>
-          <w:lang w:val="ar_AE" w:bidi="ar_AE"/>
-        </w:rPr>
-      </w:r>
-      <w:r>
-        <w:rPr>
-          <w:lang w:val="ar_AE" w:bidi="ar_AE"/>
-        </w:rPr>
-      </w:r>
-    </w:p>
-    <w:p>
-      <w:pPr>
-        <w:bidi/>
-      </w:pPr>
-      <w:r>
-        <w:rPr>
+          <w:rtl/>
+          <w:cs/>
+          <w:lang w:val="ar_AE" w:bidi="ar_AE"/>
+        </w:rPr>
+      </w:r>
+      <w:r>
+        <w:rPr>
+          <w:rtl/>
+          <w:cs/>
+          <w:lang w:val="ar_AE" w:bidi="ar_AE"/>
+        </w:rPr>
+      </w:r>
+    </w:p>
+    <w:p>
+      <w:pPr>
+        <w:bidi/>
+      </w:pPr>
+      <w:r>
+        <w:rPr>
+          <w:rtl/>
+          <w:cs/>
           <w:lang w:val="ar_AE" w:bidi="ar_AE"/>
         </w:rPr>
       </w:r>
@@ -1947,28 +2437,36 @@
       </w:pPr>
       <w:r>
         <w:rPr>
+          <w:rtl/>
+          <w:cs/>
           <w:lang w:val="ar_AE" w:bidi="ar_AE"/>
         </w:rPr>
         <w:t>١ تسالونيكي ٣: ١٢</w:t>
       </w:r>
       <w:r>
         <w:rPr>
-          <w:lang w:val="ar_AE" w:bidi="ar_AE"/>
-        </w:rPr>
-      </w:r>
-    </w:p>
-    <w:p>
-      <w:pPr>
-        <w:bidi/>
-      </w:pPr>
-      <w:r>
-        <w:rPr>
+          <w:rtl/>
+          <w:cs/>
+          <w:lang w:val="ar_AE" w:bidi="ar_AE"/>
+        </w:rPr>
+      </w:r>
+    </w:p>
+    <w:p>
+      <w:pPr>
+        <w:bidi/>
+      </w:pPr>
+      <w:r>
+        <w:rPr>
+          <w:rtl/>
+          <w:cs/>
           <w:lang w:val="ar_AE" w:bidi="ar_AE"/>
         </w:rPr>
       </w:r>
       <w:r>
         <w:rPr>
           <w:b/>
+          <w:rtl/>
+          <w:cs/>
           <w:lang w:val="ar_AE" w:bidi="ar_AE"/>
         </w:rPr>
         <w:t>في ماذا يرغب بولس أن يزداد وينمو أهل تسالونيكي؟</w:t>
@@ -1980,32 +2478,42 @@
       </w:pPr>
       <w:r>
         <w:rPr>
-          <w:lang w:val="ar_AE" w:bidi="ar_AE"/>
-        </w:rPr>
-      </w:r>
-      <w:r>
-        <w:rPr>
+          <w:rtl/>
+          <w:cs/>
+          <w:lang w:val="ar_AE" w:bidi="ar_AE"/>
+        </w:rPr>
+      </w:r>
+      <w:r>
+        <w:rPr>
+          <w:rtl/>
+          <w:cs/>
           <w:lang w:val="ar_AE" w:bidi="ar_AE"/>
         </w:rPr>
         <w:t>يتمنى بولس أن يزداد وينمو أهل تسالونيكي في المحبة تجاه بعضهم بعضًا وتجاه جميع الناس.</w:t>
       </w:r>
       <w:r>
         <w:rPr>
-          <w:lang w:val="ar_AE" w:bidi="ar_AE"/>
-        </w:rPr>
-      </w:r>
-      <w:r>
-        <w:rPr>
-          <w:lang w:val="ar_AE" w:bidi="ar_AE"/>
-        </w:rPr>
-      </w:r>
-    </w:p>
-    <w:p>
-      <w:pPr>
-        <w:bidi/>
-      </w:pPr>
-      <w:r>
-        <w:rPr>
+          <w:rtl/>
+          <w:cs/>
+          <w:lang w:val="ar_AE" w:bidi="ar_AE"/>
+        </w:rPr>
+      </w:r>
+      <w:r>
+        <w:rPr>
+          <w:rtl/>
+          <w:cs/>
+          <w:lang w:val="ar_AE" w:bidi="ar_AE"/>
+        </w:rPr>
+      </w:r>
+    </w:p>
+    <w:p>
+      <w:pPr>
+        <w:bidi/>
+      </w:pPr>
+      <w:r>
+        <w:rPr>
+          <w:rtl/>
+          <w:cs/>
           <w:lang w:val="ar_AE" w:bidi="ar_AE"/>
         </w:rPr>
       </w:r>
@@ -2017,28 +2525,36 @@
       </w:pPr>
       <w:r>
         <w:rPr>
+          <w:rtl/>
+          <w:cs/>
           <w:lang w:val="ar_AE" w:bidi="ar_AE"/>
         </w:rPr>
         <w:t>١ تسالونيكي ٣: ١٣</w:t>
       </w:r>
       <w:r>
         <w:rPr>
-          <w:lang w:val="ar_AE" w:bidi="ar_AE"/>
-        </w:rPr>
-      </w:r>
-    </w:p>
-    <w:p>
-      <w:pPr>
-        <w:bidi/>
-      </w:pPr>
-      <w:r>
-        <w:rPr>
+          <w:rtl/>
+          <w:cs/>
+          <w:lang w:val="ar_AE" w:bidi="ar_AE"/>
+        </w:rPr>
+      </w:r>
+    </w:p>
+    <w:p>
+      <w:pPr>
+        <w:bidi/>
+      </w:pPr>
+      <w:r>
+        <w:rPr>
+          <w:rtl/>
+          <w:cs/>
           <w:lang w:val="ar_AE" w:bidi="ar_AE"/>
         </w:rPr>
       </w:r>
       <w:r>
         <w:rPr>
           <w:b/>
+          <w:rtl/>
+          <w:cs/>
           <w:lang w:val="ar_AE" w:bidi="ar_AE"/>
         </w:rPr>
         <w:t>أي حدَث يرغب بولس أن يكون أهل تسالونيكي مُستعدين له بقلوب بلا لوم في القداسة؟</w:t>
@@ -2050,32 +2566,42 @@
       </w:pPr>
       <w:r>
         <w:rPr>
-          <w:lang w:val="ar_AE" w:bidi="ar_AE"/>
-        </w:rPr>
-      </w:r>
-      <w:r>
-        <w:rPr>
+          <w:rtl/>
+          <w:cs/>
+          <w:lang w:val="ar_AE" w:bidi="ar_AE"/>
+        </w:rPr>
+      </w:r>
+      <w:r>
+        <w:rPr>
+          <w:rtl/>
+          <w:cs/>
           <w:lang w:val="ar_AE" w:bidi="ar_AE"/>
         </w:rPr>
         <w:t>يريد بولس من أهل تسالونيكي أن يكونوا مستعدين لمجيء الرب يَسوع مع جميع قديسيه.</w:t>
       </w:r>
       <w:r>
         <w:rPr>
-          <w:lang w:val="ar_AE" w:bidi="ar_AE"/>
-        </w:rPr>
-      </w:r>
-      <w:r>
-        <w:rPr>
-          <w:lang w:val="ar_AE" w:bidi="ar_AE"/>
-        </w:rPr>
-      </w:r>
-    </w:p>
-    <w:p>
-      <w:pPr>
-        <w:bidi/>
-      </w:pPr>
-      <w:r>
-        <w:rPr>
+          <w:rtl/>
+          <w:cs/>
+          <w:lang w:val="ar_AE" w:bidi="ar_AE"/>
+        </w:rPr>
+      </w:r>
+      <w:r>
+        <w:rPr>
+          <w:rtl/>
+          <w:cs/>
+          <w:lang w:val="ar_AE" w:bidi="ar_AE"/>
+        </w:rPr>
+      </w:r>
+    </w:p>
+    <w:p>
+      <w:pPr>
+        <w:bidi/>
+      </w:pPr>
+      <w:r>
+        <w:rPr>
+          <w:rtl/>
+          <w:cs/>
           <w:lang w:val="ar_AE" w:bidi="ar_AE"/>
         </w:rPr>
       </w:r>
@@ -2087,28 +2613,36 @@
       </w:pPr>
       <w:r>
         <w:rPr>
+          <w:rtl/>
+          <w:cs/>
           <w:lang w:val="ar_AE" w:bidi="ar_AE"/>
         </w:rPr>
         <w:t>١ تسالونيكي ٤: ١–٢</w:t>
       </w:r>
       <w:r>
         <w:rPr>
-          <w:lang w:val="ar_AE" w:bidi="ar_AE"/>
-        </w:rPr>
-      </w:r>
-    </w:p>
-    <w:p>
-      <w:pPr>
-        <w:bidi/>
-      </w:pPr>
-      <w:r>
-        <w:rPr>
+          <w:rtl/>
+          <w:cs/>
+          <w:lang w:val="ar_AE" w:bidi="ar_AE"/>
+        </w:rPr>
+      </w:r>
+    </w:p>
+    <w:p>
+      <w:pPr>
+        <w:bidi/>
+      </w:pPr>
+      <w:r>
+        <w:rPr>
+          <w:rtl/>
+          <w:cs/>
           <w:lang w:val="ar_AE" w:bidi="ar_AE"/>
         </w:rPr>
       </w:r>
       <w:r>
         <w:rPr>
           <w:b/>
+          <w:rtl/>
+          <w:cs/>
           <w:lang w:val="ar_AE" w:bidi="ar_AE"/>
         </w:rPr>
         <w:t>ماذا أراد بولس من أهل تسالونيكي أن يفعلوا بالتعليمات التي أعطاهم إياها حول كيفية السلوك وإرضاء ٱللهِ؟</w:t>
@@ -2120,32 +2654,42 @@
       </w:pPr>
       <w:r>
         <w:rPr>
-          <w:lang w:val="ar_AE" w:bidi="ar_AE"/>
-        </w:rPr>
-      </w:r>
-      <w:r>
-        <w:rPr>
+          <w:rtl/>
+          <w:cs/>
+          <w:lang w:val="ar_AE" w:bidi="ar_AE"/>
+        </w:rPr>
+      </w:r>
+      <w:r>
+        <w:rPr>
+          <w:rtl/>
+          <w:cs/>
           <w:lang w:val="ar_AE" w:bidi="ar_AE"/>
         </w:rPr>
         <w:t>أراد بولس من أهل تسالونيكي أن يستمروا في السلوك وإرضاء ٱللهِ ويزدادوا أكثر في ذلك.</w:t>
       </w:r>
       <w:r>
         <w:rPr>
-          <w:lang w:val="ar_AE" w:bidi="ar_AE"/>
-        </w:rPr>
-      </w:r>
-      <w:r>
-        <w:rPr>
-          <w:lang w:val="ar_AE" w:bidi="ar_AE"/>
-        </w:rPr>
-      </w:r>
-    </w:p>
-    <w:p>
-      <w:pPr>
-        <w:bidi/>
-      </w:pPr>
-      <w:r>
-        <w:rPr>
+          <w:rtl/>
+          <w:cs/>
+          <w:lang w:val="ar_AE" w:bidi="ar_AE"/>
+        </w:rPr>
+      </w:r>
+      <w:r>
+        <w:rPr>
+          <w:rtl/>
+          <w:cs/>
+          <w:lang w:val="ar_AE" w:bidi="ar_AE"/>
+        </w:rPr>
+      </w:r>
+    </w:p>
+    <w:p>
+      <w:pPr>
+        <w:bidi/>
+      </w:pPr>
+      <w:r>
+        <w:rPr>
+          <w:rtl/>
+          <w:cs/>
           <w:lang w:val="ar_AE" w:bidi="ar_AE"/>
         </w:rPr>
       </w:r>
@@ -2157,28 +2701,36 @@
       </w:pPr>
       <w:r>
         <w:rPr>
+          <w:rtl/>
+          <w:cs/>
           <w:lang w:val="ar_AE" w:bidi="ar_AE"/>
         </w:rPr>
         <w:t>١ تسالونيكي ٤: ٣</w:t>
       </w:r>
       <w:r>
         <w:rPr>
-          <w:lang w:val="ar_AE" w:bidi="ar_AE"/>
-        </w:rPr>
-      </w:r>
-    </w:p>
-    <w:p>
-      <w:pPr>
-        <w:bidi/>
-      </w:pPr>
-      <w:r>
-        <w:rPr>
+          <w:rtl/>
+          <w:cs/>
+          <w:lang w:val="ar_AE" w:bidi="ar_AE"/>
+        </w:rPr>
+      </w:r>
+    </w:p>
+    <w:p>
+      <w:pPr>
+        <w:bidi/>
+      </w:pPr>
+      <w:r>
+        <w:rPr>
+          <w:rtl/>
+          <w:cs/>
           <w:lang w:val="ar_AE" w:bidi="ar_AE"/>
         </w:rPr>
       </w:r>
       <w:r>
         <w:rPr>
           <w:b/>
+          <w:rtl/>
+          <w:cs/>
           <w:lang w:val="ar_AE" w:bidi="ar_AE"/>
         </w:rPr>
         <w:t>ماذا قال بولس عن إرادة ٱللهِ لأهل تسالونيكي؟</w:t>
@@ -2190,32 +2742,42 @@
       </w:pPr>
       <w:r>
         <w:rPr>
-          <w:lang w:val="ar_AE" w:bidi="ar_AE"/>
-        </w:rPr>
-      </w:r>
-      <w:r>
-        <w:rPr>
+          <w:rtl/>
+          <w:cs/>
+          <w:lang w:val="ar_AE" w:bidi="ar_AE"/>
+        </w:rPr>
+      </w:r>
+      <w:r>
+        <w:rPr>
+          <w:rtl/>
+          <w:cs/>
           <w:lang w:val="ar_AE" w:bidi="ar_AE"/>
         </w:rPr>
         <w:t>قال بولس إنَّ إرادة ٱللهِ لأهل تسالونيكي هي قداستهم.</w:t>
       </w:r>
       <w:r>
         <w:rPr>
-          <w:lang w:val="ar_AE" w:bidi="ar_AE"/>
-        </w:rPr>
-      </w:r>
-      <w:r>
-        <w:rPr>
-          <w:lang w:val="ar_AE" w:bidi="ar_AE"/>
-        </w:rPr>
-      </w:r>
-    </w:p>
-    <w:p>
-      <w:pPr>
-        <w:bidi/>
-      </w:pPr>
-      <w:r>
-        <w:rPr>
+          <w:rtl/>
+          <w:cs/>
+          <w:lang w:val="ar_AE" w:bidi="ar_AE"/>
+        </w:rPr>
+      </w:r>
+      <w:r>
+        <w:rPr>
+          <w:rtl/>
+          <w:cs/>
+          <w:lang w:val="ar_AE" w:bidi="ar_AE"/>
+        </w:rPr>
+      </w:r>
+    </w:p>
+    <w:p>
+      <w:pPr>
+        <w:bidi/>
+      </w:pPr>
+      <w:r>
+        <w:rPr>
+          <w:rtl/>
+          <w:cs/>
           <w:lang w:val="ar_AE" w:bidi="ar_AE"/>
         </w:rPr>
       </w:r>
@@ -2227,28 +2789,36 @@
       </w:pPr>
       <w:r>
         <w:rPr>
+          <w:rtl/>
+          <w:cs/>
           <w:lang w:val="ar_AE" w:bidi="ar_AE"/>
         </w:rPr>
         <w:t>١ تسالونيكي ٤:٤</w:t>
       </w:r>
       <w:r>
         <w:rPr>
-          <w:lang w:val="ar_AE" w:bidi="ar_AE"/>
-        </w:rPr>
-      </w:r>
-    </w:p>
-    <w:p>
-      <w:pPr>
-        <w:bidi/>
-      </w:pPr>
-      <w:r>
-        <w:rPr>
+          <w:rtl/>
+          <w:cs/>
+          <w:lang w:val="ar_AE" w:bidi="ar_AE"/>
+        </w:rPr>
+      </w:r>
+    </w:p>
+    <w:p>
+      <w:pPr>
+        <w:bidi/>
+      </w:pPr>
+      <w:r>
+        <w:rPr>
+          <w:rtl/>
+          <w:cs/>
           <w:lang w:val="ar_AE" w:bidi="ar_AE"/>
         </w:rPr>
       </w:r>
       <w:r>
         <w:rPr>
           <w:b/>
+          <w:rtl/>
+          <w:cs/>
           <w:lang w:val="ar_AE" w:bidi="ar_AE"/>
         </w:rPr>
         <w:t>ما الذي ينبغي أن يتعلّمه الناس؟</w:t>
@@ -2260,32 +2830,42 @@
       </w:pPr>
       <w:r>
         <w:rPr>
-          <w:lang w:val="ar_AE" w:bidi="ar_AE"/>
-        </w:rPr>
-      </w:r>
-      <w:r>
-        <w:rPr>
+          <w:rtl/>
+          <w:cs/>
+          <w:lang w:val="ar_AE" w:bidi="ar_AE"/>
+        </w:rPr>
+      </w:r>
+      <w:r>
+        <w:rPr>
+          <w:rtl/>
+          <w:cs/>
           <w:lang w:val="ar_AE" w:bidi="ar_AE"/>
         </w:rPr>
         <w:t>الناس بحاجة إلى تعلُّم ضبط أنفسهم وعدم الانجراف وراء الشهوات الجنسية.</w:t>
       </w:r>
       <w:r>
         <w:rPr>
-          <w:lang w:val="ar_AE" w:bidi="ar_AE"/>
-        </w:rPr>
-      </w:r>
-      <w:r>
-        <w:rPr>
-          <w:lang w:val="ar_AE" w:bidi="ar_AE"/>
-        </w:rPr>
-      </w:r>
-    </w:p>
-    <w:p>
-      <w:pPr>
-        <w:bidi/>
-      </w:pPr>
-      <w:r>
-        <w:rPr>
+          <w:rtl/>
+          <w:cs/>
+          <w:lang w:val="ar_AE" w:bidi="ar_AE"/>
+        </w:rPr>
+      </w:r>
+      <w:r>
+        <w:rPr>
+          <w:rtl/>
+          <w:cs/>
+          <w:lang w:val="ar_AE" w:bidi="ar_AE"/>
+        </w:rPr>
+      </w:r>
+    </w:p>
+    <w:p>
+      <w:pPr>
+        <w:bidi/>
+      </w:pPr>
+      <w:r>
+        <w:rPr>
+          <w:rtl/>
+          <w:cs/>
           <w:lang w:val="ar_AE" w:bidi="ar_AE"/>
         </w:rPr>
       </w:r>
@@ -2297,28 +2877,36 @@
       </w:pPr>
       <w:r>
         <w:rPr>
+          <w:rtl/>
+          <w:cs/>
           <w:lang w:val="ar_AE" w:bidi="ar_AE"/>
         </w:rPr>
         <w:t>١ تسالونيكي ٤: ٦</w:t>
       </w:r>
       <w:r>
         <w:rPr>
-          <w:lang w:val="ar_AE" w:bidi="ar_AE"/>
-        </w:rPr>
-      </w:r>
-    </w:p>
-    <w:p>
-      <w:pPr>
-        <w:bidi/>
-      </w:pPr>
-      <w:r>
-        <w:rPr>
+          <w:rtl/>
+          <w:cs/>
+          <w:lang w:val="ar_AE" w:bidi="ar_AE"/>
+        </w:rPr>
+      </w:r>
+    </w:p>
+    <w:p>
+      <w:pPr>
+        <w:bidi/>
+      </w:pPr>
+      <w:r>
+        <w:rPr>
+          <w:rtl/>
+          <w:cs/>
           <w:lang w:val="ar_AE" w:bidi="ar_AE"/>
         </w:rPr>
       </w:r>
       <w:r>
         <w:rPr>
           <w:b/>
+          <w:rtl/>
+          <w:cs/>
           <w:lang w:val="ar_AE" w:bidi="ar_AE"/>
         </w:rPr>
         <w:t>ماذا سيحدث لأخ أخطأ في مسألة الفجور الجنسي؟</w:t>
@@ -2330,32 +2918,42 @@
       </w:pPr>
       <w:r>
         <w:rPr>
-          <w:lang w:val="ar_AE" w:bidi="ar_AE"/>
-        </w:rPr>
-      </w:r>
-      <w:r>
-        <w:rPr>
+          <w:rtl/>
+          <w:cs/>
+          <w:lang w:val="ar_AE" w:bidi="ar_AE"/>
+        </w:rPr>
+      </w:r>
+      <w:r>
+        <w:rPr>
+          <w:rtl/>
+          <w:cs/>
           <w:lang w:val="ar_AE" w:bidi="ar_AE"/>
         </w:rPr>
         <w:t>سيكون الرب مُنتقمًا تجاه أخ أخطأ في مسألة الفجور الجنسي.</w:t>
       </w:r>
       <w:r>
         <w:rPr>
-          <w:lang w:val="ar_AE" w:bidi="ar_AE"/>
-        </w:rPr>
-      </w:r>
-      <w:r>
-        <w:rPr>
-          <w:lang w:val="ar_AE" w:bidi="ar_AE"/>
-        </w:rPr>
-      </w:r>
-    </w:p>
-    <w:p>
-      <w:pPr>
-        <w:bidi/>
-      </w:pPr>
-      <w:r>
-        <w:rPr>
+          <w:rtl/>
+          <w:cs/>
+          <w:lang w:val="ar_AE" w:bidi="ar_AE"/>
+        </w:rPr>
+      </w:r>
+      <w:r>
+        <w:rPr>
+          <w:rtl/>
+          <w:cs/>
+          <w:lang w:val="ar_AE" w:bidi="ar_AE"/>
+        </w:rPr>
+      </w:r>
+    </w:p>
+    <w:p>
+      <w:pPr>
+        <w:bidi/>
+      </w:pPr>
+      <w:r>
+        <w:rPr>
+          <w:rtl/>
+          <w:cs/>
           <w:lang w:val="ar_AE" w:bidi="ar_AE"/>
         </w:rPr>
       </w:r>
@@ -2367,28 +2965,36 @@
       </w:pPr>
       <w:r>
         <w:rPr>
+          <w:rtl/>
+          <w:cs/>
           <w:lang w:val="ar_AE" w:bidi="ar_AE"/>
         </w:rPr>
         <w:t>١ تسالونيكي ٤: ٨</w:t>
       </w:r>
       <w:r>
         <w:rPr>
-          <w:lang w:val="ar_AE" w:bidi="ar_AE"/>
-        </w:rPr>
-      </w:r>
-    </w:p>
-    <w:p>
-      <w:pPr>
-        <w:bidi/>
-      </w:pPr>
-      <w:r>
-        <w:rPr>
+          <w:rtl/>
+          <w:cs/>
+          <w:lang w:val="ar_AE" w:bidi="ar_AE"/>
+        </w:rPr>
+      </w:r>
+    </w:p>
+    <w:p>
+      <w:pPr>
+        <w:bidi/>
+      </w:pPr>
+      <w:r>
+        <w:rPr>
+          <w:rtl/>
+          <w:cs/>
           <w:lang w:val="ar_AE" w:bidi="ar_AE"/>
         </w:rPr>
       </w:r>
       <w:r>
         <w:rPr>
           <w:b/>
+          <w:rtl/>
+          <w:cs/>
           <w:lang w:val="ar_AE" w:bidi="ar_AE"/>
         </w:rPr>
         <w:t>الشخص الذي يرفض الدعوة إلى القداسة، مَن يرفض في أساس الحال؟</w:t>
@@ -2400,32 +3006,42 @@
       </w:pPr>
       <w:r>
         <w:rPr>
-          <w:lang w:val="ar_AE" w:bidi="ar_AE"/>
-        </w:rPr>
-      </w:r>
-      <w:r>
-        <w:rPr>
+          <w:rtl/>
+          <w:cs/>
+          <w:lang w:val="ar_AE" w:bidi="ar_AE"/>
+        </w:rPr>
+      </w:r>
+      <w:r>
+        <w:rPr>
+          <w:rtl/>
+          <w:cs/>
           <w:lang w:val="ar_AE" w:bidi="ar_AE"/>
         </w:rPr>
         <w:t>الشخص الذي يرفض الدعوة إلى القداسة، يرفض ٱلله.</w:t>
       </w:r>
       <w:r>
         <w:rPr>
-          <w:lang w:val="ar_AE" w:bidi="ar_AE"/>
-        </w:rPr>
-      </w:r>
-      <w:r>
-        <w:rPr>
-          <w:lang w:val="ar_AE" w:bidi="ar_AE"/>
-        </w:rPr>
-      </w:r>
-    </w:p>
-    <w:p>
-      <w:pPr>
-        <w:bidi/>
-      </w:pPr>
-      <w:r>
-        <w:rPr>
+          <w:rtl/>
+          <w:cs/>
+          <w:lang w:val="ar_AE" w:bidi="ar_AE"/>
+        </w:rPr>
+      </w:r>
+      <w:r>
+        <w:rPr>
+          <w:rtl/>
+          <w:cs/>
+          <w:lang w:val="ar_AE" w:bidi="ar_AE"/>
+        </w:rPr>
+      </w:r>
+    </w:p>
+    <w:p>
+      <w:pPr>
+        <w:bidi/>
+      </w:pPr>
+      <w:r>
+        <w:rPr>
+          <w:rtl/>
+          <w:cs/>
           <w:lang w:val="ar_AE" w:bidi="ar_AE"/>
         </w:rPr>
       </w:r>
@@ -2437,28 +3053,36 @@
       </w:pPr>
       <w:r>
         <w:rPr>
+          <w:rtl/>
+          <w:cs/>
           <w:lang w:val="ar_AE" w:bidi="ar_AE"/>
         </w:rPr>
         <w:t>١ تسالونيكي ٤: ٩–١٠</w:t>
       </w:r>
       <w:r>
         <w:rPr>
-          <w:lang w:val="ar_AE" w:bidi="ar_AE"/>
-        </w:rPr>
-      </w:r>
-    </w:p>
-    <w:p>
-      <w:pPr>
-        <w:bidi/>
-      </w:pPr>
-      <w:r>
-        <w:rPr>
+          <w:rtl/>
+          <w:cs/>
+          <w:lang w:val="ar_AE" w:bidi="ar_AE"/>
+        </w:rPr>
+      </w:r>
+    </w:p>
+    <w:p>
+      <w:pPr>
+        <w:bidi/>
+      </w:pPr>
+      <w:r>
+        <w:rPr>
+          <w:rtl/>
+          <w:cs/>
           <w:lang w:val="ar_AE" w:bidi="ar_AE"/>
         </w:rPr>
       </w:r>
       <w:r>
         <w:rPr>
           <w:b/>
+          <w:rtl/>
+          <w:cs/>
           <w:lang w:val="ar_AE" w:bidi="ar_AE"/>
         </w:rPr>
         <w:t>ما الذي كان يفعله أهل تسالونيكي وأرادهم بولس أن يفعلوه بالأكثر؟</w:t>
@@ -2470,32 +3094,42 @@
       </w:pPr>
       <w:r>
         <w:rPr>
-          <w:lang w:val="ar_AE" w:bidi="ar_AE"/>
-        </w:rPr>
-      </w:r>
-      <w:r>
-        <w:rPr>
+          <w:rtl/>
+          <w:cs/>
+          <w:lang w:val="ar_AE" w:bidi="ar_AE"/>
+        </w:rPr>
+      </w:r>
+      <w:r>
+        <w:rPr>
+          <w:rtl/>
+          <w:cs/>
           <w:lang w:val="ar_AE" w:bidi="ar_AE"/>
         </w:rPr>
         <w:t>أراد بولس أن يحب أهل تسالونيكي بعضهم بعضًا بالأكثر.</w:t>
       </w:r>
       <w:r>
         <w:rPr>
-          <w:lang w:val="ar_AE" w:bidi="ar_AE"/>
-        </w:rPr>
-      </w:r>
-      <w:r>
-        <w:rPr>
-          <w:lang w:val="ar_AE" w:bidi="ar_AE"/>
-        </w:rPr>
-      </w:r>
-    </w:p>
-    <w:p>
-      <w:pPr>
-        <w:bidi/>
-      </w:pPr>
-      <w:r>
-        <w:rPr>
+          <w:rtl/>
+          <w:cs/>
+          <w:lang w:val="ar_AE" w:bidi="ar_AE"/>
+        </w:rPr>
+      </w:r>
+      <w:r>
+        <w:rPr>
+          <w:rtl/>
+          <w:cs/>
+          <w:lang w:val="ar_AE" w:bidi="ar_AE"/>
+        </w:rPr>
+      </w:r>
+    </w:p>
+    <w:p>
+      <w:pPr>
+        <w:bidi/>
+      </w:pPr>
+      <w:r>
+        <w:rPr>
+          <w:rtl/>
+          <w:cs/>
           <w:lang w:val="ar_AE" w:bidi="ar_AE"/>
         </w:rPr>
       </w:r>
@@ -2507,28 +3141,36 @@
       </w:pPr>
       <w:r>
         <w:rPr>
+          <w:rtl/>
+          <w:cs/>
           <w:lang w:val="ar_AE" w:bidi="ar_AE"/>
         </w:rPr>
         <w:t>١ تسالونيكي ٤: ١١–١٢</w:t>
       </w:r>
       <w:r>
         <w:rPr>
-          <w:lang w:val="ar_AE" w:bidi="ar_AE"/>
-        </w:rPr>
-      </w:r>
-    </w:p>
-    <w:p>
-      <w:pPr>
-        <w:bidi/>
-      </w:pPr>
-      <w:r>
-        <w:rPr>
+          <w:rtl/>
+          <w:cs/>
+          <w:lang w:val="ar_AE" w:bidi="ar_AE"/>
+        </w:rPr>
+      </w:r>
+    </w:p>
+    <w:p>
+      <w:pPr>
+        <w:bidi/>
+      </w:pPr>
+      <w:r>
+        <w:rPr>
+          <w:rtl/>
+          <w:cs/>
           <w:lang w:val="ar_AE" w:bidi="ar_AE"/>
         </w:rPr>
       </w:r>
       <w:r>
         <w:rPr>
           <w:b/>
+          <w:rtl/>
+          <w:cs/>
           <w:lang w:val="ar_AE" w:bidi="ar_AE"/>
         </w:rPr>
         <w:t>ماذا كان يجب على أهل تسالونيكي فعله لكي يسلكوا بلياقة أمام غير المؤمنين ولا يحتاجون شيئًا؟</w:t>
@@ -2540,32 +3182,42 @@
       </w:pPr>
       <w:r>
         <w:rPr>
-          <w:lang w:val="ar_AE" w:bidi="ar_AE"/>
-        </w:rPr>
-      </w:r>
-      <w:r>
-        <w:rPr>
+          <w:rtl/>
+          <w:cs/>
+          <w:lang w:val="ar_AE" w:bidi="ar_AE"/>
+        </w:rPr>
+      </w:r>
+      <w:r>
+        <w:rPr>
+          <w:rtl/>
+          <w:cs/>
           <w:lang w:val="ar_AE" w:bidi="ar_AE"/>
         </w:rPr>
         <w:t>كان على أهل تسالونيكي أن يكونوا هادئين ويهتموا بشؤونهم الخاصة ويعملوا بأيديهم.</w:t>
       </w:r>
       <w:r>
         <w:rPr>
-          <w:lang w:val="ar_AE" w:bidi="ar_AE"/>
-        </w:rPr>
-      </w:r>
-      <w:r>
-        <w:rPr>
-          <w:lang w:val="ar_AE" w:bidi="ar_AE"/>
-        </w:rPr>
-      </w:r>
-    </w:p>
-    <w:p>
-      <w:pPr>
-        <w:bidi/>
-      </w:pPr>
-      <w:r>
-        <w:rPr>
+          <w:rtl/>
+          <w:cs/>
+          <w:lang w:val="ar_AE" w:bidi="ar_AE"/>
+        </w:rPr>
+      </w:r>
+      <w:r>
+        <w:rPr>
+          <w:rtl/>
+          <w:cs/>
+          <w:lang w:val="ar_AE" w:bidi="ar_AE"/>
+        </w:rPr>
+      </w:r>
+    </w:p>
+    <w:p>
+      <w:pPr>
+        <w:bidi/>
+      </w:pPr>
+      <w:r>
+        <w:rPr>
+          <w:rtl/>
+          <w:cs/>
           <w:lang w:val="ar_AE" w:bidi="ar_AE"/>
         </w:rPr>
       </w:r>
@@ -2577,28 +3229,36 @@
       </w:pPr>
       <w:r>
         <w:rPr>
+          <w:rtl/>
+          <w:cs/>
           <w:lang w:val="ar_AE" w:bidi="ar_AE"/>
         </w:rPr>
         <w:t>١ تسالونيكي ٤: ١٣</w:t>
       </w:r>
       <w:r>
         <w:rPr>
-          <w:lang w:val="ar_AE" w:bidi="ar_AE"/>
-        </w:rPr>
-      </w:r>
-    </w:p>
-    <w:p>
-      <w:pPr>
-        <w:bidi/>
-      </w:pPr>
-      <w:r>
-        <w:rPr>
+          <w:rtl/>
+          <w:cs/>
+          <w:lang w:val="ar_AE" w:bidi="ar_AE"/>
+        </w:rPr>
+      </w:r>
+    </w:p>
+    <w:p>
+      <w:pPr>
+        <w:bidi/>
+      </w:pPr>
+      <w:r>
+        <w:rPr>
+          <w:rtl/>
+          <w:cs/>
           <w:lang w:val="ar_AE" w:bidi="ar_AE"/>
         </w:rPr>
       </w:r>
       <w:r>
         <w:rPr>
           <w:b/>
+          <w:rtl/>
+          <w:cs/>
           <w:lang w:val="ar_AE" w:bidi="ar_AE"/>
         </w:rPr>
         <w:t>ربما حدث سوء فهم لدى أهل تسالونيكي من جهة موضوع، ما هو؟</w:t>
@@ -2610,32 +3270,42 @@
       </w:pPr>
       <w:r>
         <w:rPr>
-          <w:lang w:val="ar_AE" w:bidi="ar_AE"/>
-        </w:rPr>
-      </w:r>
-      <w:r>
-        <w:rPr>
+          <w:rtl/>
+          <w:cs/>
+          <w:lang w:val="ar_AE" w:bidi="ar_AE"/>
+        </w:rPr>
+      </w:r>
+      <w:r>
+        <w:rPr>
+          <w:rtl/>
+          <w:cs/>
           <w:lang w:val="ar_AE" w:bidi="ar_AE"/>
         </w:rPr>
         <w:t>ربما كان لدى أهل تسالونيكي سوء فهم حول ما يحدث للذين رقدوا.</w:t>
       </w:r>
       <w:r>
         <w:rPr>
-          <w:lang w:val="ar_AE" w:bidi="ar_AE"/>
-        </w:rPr>
-      </w:r>
-      <w:r>
-        <w:rPr>
-          <w:lang w:val="ar_AE" w:bidi="ar_AE"/>
-        </w:rPr>
-      </w:r>
-    </w:p>
-    <w:p>
-      <w:pPr>
-        <w:bidi/>
-      </w:pPr>
-      <w:r>
-        <w:rPr>
+          <w:rtl/>
+          <w:cs/>
+          <w:lang w:val="ar_AE" w:bidi="ar_AE"/>
+        </w:rPr>
+      </w:r>
+      <w:r>
+        <w:rPr>
+          <w:rtl/>
+          <w:cs/>
+          <w:lang w:val="ar_AE" w:bidi="ar_AE"/>
+        </w:rPr>
+      </w:r>
+    </w:p>
+    <w:p>
+      <w:pPr>
+        <w:bidi/>
+      </w:pPr>
+      <w:r>
+        <w:rPr>
+          <w:rtl/>
+          <w:cs/>
           <w:lang w:val="ar_AE" w:bidi="ar_AE"/>
         </w:rPr>
       </w:r>
@@ -2647,28 +3317,36 @@
       </w:pPr>
       <w:r>
         <w:rPr>
+          <w:rtl/>
+          <w:cs/>
           <w:lang w:val="ar_AE" w:bidi="ar_AE"/>
         </w:rPr>
         <w:t>١ تسالونيكي ٤: ١٤</w:t>
       </w:r>
       <w:r>
         <w:rPr>
-          <w:lang w:val="ar_AE" w:bidi="ar_AE"/>
-        </w:rPr>
-      </w:r>
-    </w:p>
-    <w:p>
-      <w:pPr>
-        <w:bidi/>
-      </w:pPr>
-      <w:r>
-        <w:rPr>
+          <w:rtl/>
+          <w:cs/>
+          <w:lang w:val="ar_AE" w:bidi="ar_AE"/>
+        </w:rPr>
+      </w:r>
+    </w:p>
+    <w:p>
+      <w:pPr>
+        <w:bidi/>
+      </w:pPr>
+      <w:r>
+        <w:rPr>
+          <w:rtl/>
+          <w:cs/>
           <w:lang w:val="ar_AE" w:bidi="ar_AE"/>
         </w:rPr>
       </w:r>
       <w:r>
         <w:rPr>
           <w:b/>
+          <w:rtl/>
+          <w:cs/>
           <w:lang w:val="ar_AE" w:bidi="ar_AE"/>
         </w:rPr>
         <w:t>ماذا سيفعل ٱلله لأولئك الذين رقدوا في يَسوع؟</w:t>
@@ -2680,32 +3358,42 @@
       </w:pPr>
       <w:r>
         <w:rPr>
-          <w:lang w:val="ar_AE" w:bidi="ar_AE"/>
-        </w:rPr>
-      </w:r>
-      <w:r>
-        <w:rPr>
+          <w:rtl/>
+          <w:cs/>
+          <w:lang w:val="ar_AE" w:bidi="ar_AE"/>
+        </w:rPr>
+      </w:r>
+      <w:r>
+        <w:rPr>
+          <w:rtl/>
+          <w:cs/>
           <w:lang w:val="ar_AE" w:bidi="ar_AE"/>
         </w:rPr>
         <w:t>سوف يجلب الله مع يسوع أولئك الذين رقدوا في المسيح.</w:t>
       </w:r>
       <w:r>
         <w:rPr>
-          <w:lang w:val="ar_AE" w:bidi="ar_AE"/>
-        </w:rPr>
-      </w:r>
-      <w:r>
-        <w:rPr>
-          <w:lang w:val="ar_AE" w:bidi="ar_AE"/>
-        </w:rPr>
-      </w:r>
-    </w:p>
-    <w:p>
-      <w:pPr>
-        <w:bidi/>
-      </w:pPr>
-      <w:r>
-        <w:rPr>
+          <w:rtl/>
+          <w:cs/>
+          <w:lang w:val="ar_AE" w:bidi="ar_AE"/>
+        </w:rPr>
+      </w:r>
+      <w:r>
+        <w:rPr>
+          <w:rtl/>
+          <w:cs/>
+          <w:lang w:val="ar_AE" w:bidi="ar_AE"/>
+        </w:rPr>
+      </w:r>
+    </w:p>
+    <w:p>
+      <w:pPr>
+        <w:bidi/>
+      </w:pPr>
+      <w:r>
+        <w:rPr>
+          <w:rtl/>
+          <w:cs/>
           <w:lang w:val="ar_AE" w:bidi="ar_AE"/>
         </w:rPr>
       </w:r>
@@ -2717,28 +3405,36 @@
       </w:pPr>
       <w:r>
         <w:rPr>
+          <w:rtl/>
+          <w:cs/>
           <w:lang w:val="ar_AE" w:bidi="ar_AE"/>
         </w:rPr>
         <w:t>١ تسالونيكي ٤: ١٦</w:t>
       </w:r>
       <w:r>
         <w:rPr>
-          <w:lang w:val="ar_AE" w:bidi="ar_AE"/>
-        </w:rPr>
-      </w:r>
-    </w:p>
-    <w:p>
-      <w:pPr>
-        <w:bidi/>
-      </w:pPr>
-      <w:r>
-        <w:rPr>
+          <w:rtl/>
+          <w:cs/>
+          <w:lang w:val="ar_AE" w:bidi="ar_AE"/>
+        </w:rPr>
+      </w:r>
+    </w:p>
+    <w:p>
+      <w:pPr>
+        <w:bidi/>
+      </w:pPr>
+      <w:r>
+        <w:rPr>
+          <w:rtl/>
+          <w:cs/>
           <w:lang w:val="ar_AE" w:bidi="ar_AE"/>
         </w:rPr>
       </w:r>
       <w:r>
         <w:rPr>
           <w:b/>
+          <w:rtl/>
+          <w:cs/>
           <w:lang w:val="ar_AE" w:bidi="ar_AE"/>
         </w:rPr>
         <w:t>كيف سينزل الرب من السماء؟</w:t>
@@ -2750,32 +3446,42 @@
       </w:pPr>
       <w:r>
         <w:rPr>
-          <w:lang w:val="ar_AE" w:bidi="ar_AE"/>
-        </w:rPr>
-      </w:r>
-      <w:r>
-        <w:rPr>
+          <w:rtl/>
+          <w:cs/>
+          <w:lang w:val="ar_AE" w:bidi="ar_AE"/>
+        </w:rPr>
+      </w:r>
+      <w:r>
+        <w:rPr>
+          <w:rtl/>
+          <w:cs/>
           <w:lang w:val="ar_AE" w:bidi="ar_AE"/>
         </w:rPr>
         <w:t>سوف ينزل الرب من السماء بصوت هتاف مع بوق الله.</w:t>
       </w:r>
       <w:r>
         <w:rPr>
-          <w:lang w:val="ar_AE" w:bidi="ar_AE"/>
-        </w:rPr>
-      </w:r>
-      <w:r>
-        <w:rPr>
-          <w:lang w:val="ar_AE" w:bidi="ar_AE"/>
-        </w:rPr>
-      </w:r>
-    </w:p>
-    <w:p>
-      <w:pPr>
-        <w:bidi/>
-      </w:pPr>
-      <w:r>
-        <w:rPr>
+          <w:rtl/>
+          <w:cs/>
+          <w:lang w:val="ar_AE" w:bidi="ar_AE"/>
+        </w:rPr>
+      </w:r>
+      <w:r>
+        <w:rPr>
+          <w:rtl/>
+          <w:cs/>
+          <w:lang w:val="ar_AE" w:bidi="ar_AE"/>
+        </w:rPr>
+      </w:r>
+    </w:p>
+    <w:p>
+      <w:pPr>
+        <w:bidi/>
+      </w:pPr>
+      <w:r>
+        <w:rPr>
+          <w:rtl/>
+          <w:cs/>
           <w:lang w:val="ar_AE" w:bidi="ar_AE"/>
         </w:rPr>
       </w:r>
@@ -2787,28 +3493,36 @@
       </w:pPr>
       <w:r>
         <w:rPr>
+          <w:rtl/>
+          <w:cs/>
           <w:lang w:val="ar_AE" w:bidi="ar_AE"/>
         </w:rPr>
         <w:t>١ تسالونيكي ٤: ١٦–١٧</w:t>
       </w:r>
       <w:r>
         <w:rPr>
-          <w:lang w:val="ar_AE" w:bidi="ar_AE"/>
-        </w:rPr>
-      </w:r>
-    </w:p>
-    <w:p>
-      <w:pPr>
-        <w:bidi/>
-      </w:pPr>
-      <w:r>
-        <w:rPr>
+          <w:rtl/>
+          <w:cs/>
+          <w:lang w:val="ar_AE" w:bidi="ar_AE"/>
+        </w:rPr>
+      </w:r>
+    </w:p>
+    <w:p>
+      <w:pPr>
+        <w:bidi/>
+      </w:pPr>
+      <w:r>
+        <w:rPr>
+          <w:rtl/>
+          <w:cs/>
           <w:lang w:val="ar_AE" w:bidi="ar_AE"/>
         </w:rPr>
       </w:r>
       <w:r>
         <w:rPr>
           <w:b/>
+          <w:rtl/>
+          <w:cs/>
           <w:lang w:val="ar_AE" w:bidi="ar_AE"/>
         </w:rPr>
         <w:t>من سيقوم أولًا، ومن سيقوم معهم بعد ذلك؟</w:t>
@@ -2820,32 +3534,42 @@
       </w:pPr>
       <w:r>
         <w:rPr>
-          <w:lang w:val="ar_AE" w:bidi="ar_AE"/>
-        </w:rPr>
-      </w:r>
-      <w:r>
-        <w:rPr>
+          <w:rtl/>
+          <w:cs/>
+          <w:lang w:val="ar_AE" w:bidi="ar_AE"/>
+        </w:rPr>
+      </w:r>
+      <w:r>
+        <w:rPr>
+          <w:rtl/>
+          <w:cs/>
           <w:lang w:val="ar_AE" w:bidi="ar_AE"/>
         </w:rPr>
         <w:t>الأموات في ٱلْمَسِيحِ سيقومون أولًا، ثم الذين ما زالوا أحياءً يُختطفوا معهم.</w:t>
       </w:r>
       <w:r>
         <w:rPr>
-          <w:lang w:val="ar_AE" w:bidi="ar_AE"/>
-        </w:rPr>
-      </w:r>
-      <w:r>
-        <w:rPr>
-          <w:lang w:val="ar_AE" w:bidi="ar_AE"/>
-        </w:rPr>
-      </w:r>
-    </w:p>
-    <w:p>
-      <w:pPr>
-        <w:bidi/>
-      </w:pPr>
-      <w:r>
-        <w:rPr>
+          <w:rtl/>
+          <w:cs/>
+          <w:lang w:val="ar_AE" w:bidi="ar_AE"/>
+        </w:rPr>
+      </w:r>
+      <w:r>
+        <w:rPr>
+          <w:rtl/>
+          <w:cs/>
+          <w:lang w:val="ar_AE" w:bidi="ar_AE"/>
+        </w:rPr>
+      </w:r>
+    </w:p>
+    <w:p>
+      <w:pPr>
+        <w:bidi/>
+      </w:pPr>
+      <w:r>
+        <w:rPr>
+          <w:rtl/>
+          <w:cs/>
           <w:lang w:val="ar_AE" w:bidi="ar_AE"/>
         </w:rPr>
       </w:r>
@@ -2857,28 +3581,36 @@
       </w:pPr>
       <w:r>
         <w:rPr>
+          <w:rtl/>
+          <w:cs/>
           <w:lang w:val="ar_AE" w:bidi="ar_AE"/>
         </w:rPr>
         <w:t>١ تسالونيكي ٤: ١٧</w:t>
       </w:r>
       <w:r>
         <w:rPr>
-          <w:lang w:val="ar_AE" w:bidi="ar_AE"/>
-        </w:rPr>
-      </w:r>
-    </w:p>
-    <w:p>
-      <w:pPr>
-        <w:bidi/>
-      </w:pPr>
-      <w:r>
-        <w:rPr>
+          <w:rtl/>
+          <w:cs/>
+          <w:lang w:val="ar_AE" w:bidi="ar_AE"/>
+        </w:rPr>
+      </w:r>
+    </w:p>
+    <w:p>
+      <w:pPr>
+        <w:bidi/>
+      </w:pPr>
+      <w:r>
+        <w:rPr>
+          <w:rtl/>
+          <w:cs/>
           <w:lang w:val="ar_AE" w:bidi="ar_AE"/>
         </w:rPr>
       </w:r>
       <w:r>
         <w:rPr>
           <w:b/>
+          <w:rtl/>
+          <w:cs/>
           <w:lang w:val="ar_AE" w:bidi="ar_AE"/>
         </w:rPr>
         <w:t>مَن سيُقابل القائمين، وكم مِن الوقت؟</w:t>
@@ -2890,32 +3622,42 @@
       </w:pPr>
       <w:r>
         <w:rPr>
-          <w:lang w:val="ar_AE" w:bidi="ar_AE"/>
-        </w:rPr>
-      </w:r>
-      <w:r>
-        <w:rPr>
+          <w:rtl/>
+          <w:cs/>
+          <w:lang w:val="ar_AE" w:bidi="ar_AE"/>
+        </w:rPr>
+      </w:r>
+      <w:r>
+        <w:rPr>
+          <w:rtl/>
+          <w:cs/>
           <w:lang w:val="ar_AE" w:bidi="ar_AE"/>
         </w:rPr>
         <w:t>سوف يلتقي القائمون مع الرب في الهواء، وسيكونون دائمًا مع الرب.</w:t>
       </w:r>
       <w:r>
         <w:rPr>
-          <w:lang w:val="ar_AE" w:bidi="ar_AE"/>
-        </w:rPr>
-      </w:r>
-      <w:r>
-        <w:rPr>
-          <w:lang w:val="ar_AE" w:bidi="ar_AE"/>
-        </w:rPr>
-      </w:r>
-    </w:p>
-    <w:p>
-      <w:pPr>
-        <w:bidi/>
-      </w:pPr>
-      <w:r>
-        <w:rPr>
+          <w:rtl/>
+          <w:cs/>
+          <w:lang w:val="ar_AE" w:bidi="ar_AE"/>
+        </w:rPr>
+      </w:r>
+      <w:r>
+        <w:rPr>
+          <w:rtl/>
+          <w:cs/>
+          <w:lang w:val="ar_AE" w:bidi="ar_AE"/>
+        </w:rPr>
+      </w:r>
+    </w:p>
+    <w:p>
+      <w:pPr>
+        <w:bidi/>
+      </w:pPr>
+      <w:r>
+        <w:rPr>
+          <w:rtl/>
+          <w:cs/>
           <w:lang w:val="ar_AE" w:bidi="ar_AE"/>
         </w:rPr>
       </w:r>
@@ -2927,28 +3669,36 @@
       </w:pPr>
       <w:r>
         <w:rPr>
+          <w:rtl/>
+          <w:cs/>
           <w:lang w:val="ar_AE" w:bidi="ar_AE"/>
         </w:rPr>
         <w:t>١ تسالونيكي ٤: ١٨</w:t>
       </w:r>
       <w:r>
         <w:rPr>
-          <w:lang w:val="ar_AE" w:bidi="ar_AE"/>
-        </w:rPr>
-      </w:r>
-    </w:p>
-    <w:p>
-      <w:pPr>
-        <w:bidi/>
-      </w:pPr>
-      <w:r>
-        <w:rPr>
+          <w:rtl/>
+          <w:cs/>
+          <w:lang w:val="ar_AE" w:bidi="ar_AE"/>
+        </w:rPr>
+      </w:r>
+    </w:p>
+    <w:p>
+      <w:pPr>
+        <w:bidi/>
+      </w:pPr>
+      <w:r>
+        <w:rPr>
+          <w:rtl/>
+          <w:cs/>
           <w:lang w:val="ar_AE" w:bidi="ar_AE"/>
         </w:rPr>
       </w:r>
       <w:r>
         <w:rPr>
           <w:b/>
+          <w:rtl/>
+          <w:cs/>
           <w:lang w:val="ar_AE" w:bidi="ar_AE"/>
         </w:rPr>
         <w:t>ماذا طلب بولس من أهل تسالونيكي أن يفعلوا بتعليمه عن الذين رقدوا؟</w:t>
@@ -2960,32 +3710,42 @@
       </w:pPr>
       <w:r>
         <w:rPr>
-          <w:lang w:val="ar_AE" w:bidi="ar_AE"/>
-        </w:rPr>
-      </w:r>
-      <w:r>
-        <w:rPr>
+          <w:rtl/>
+          <w:cs/>
+          <w:lang w:val="ar_AE" w:bidi="ar_AE"/>
+        </w:rPr>
+      </w:r>
+      <w:r>
+        <w:rPr>
+          <w:rtl/>
+          <w:cs/>
           <w:lang w:val="ar_AE" w:bidi="ar_AE"/>
         </w:rPr>
         <w:t>قال بولس لأهل تسالونيكي أن يُعزُّوا بعضهم بعضًا بكلماته.</w:t>
       </w:r>
       <w:r>
         <w:rPr>
-          <w:lang w:val="ar_AE" w:bidi="ar_AE"/>
-        </w:rPr>
-      </w:r>
-      <w:r>
-        <w:rPr>
-          <w:lang w:val="ar_AE" w:bidi="ar_AE"/>
-        </w:rPr>
-      </w:r>
-    </w:p>
-    <w:p>
-      <w:pPr>
-        <w:bidi/>
-      </w:pPr>
-      <w:r>
-        <w:rPr>
+          <w:rtl/>
+          <w:cs/>
+          <w:lang w:val="ar_AE" w:bidi="ar_AE"/>
+        </w:rPr>
+      </w:r>
+      <w:r>
+        <w:rPr>
+          <w:rtl/>
+          <w:cs/>
+          <w:lang w:val="ar_AE" w:bidi="ar_AE"/>
+        </w:rPr>
+      </w:r>
+    </w:p>
+    <w:p>
+      <w:pPr>
+        <w:bidi/>
+      </w:pPr>
+      <w:r>
+        <w:rPr>
+          <w:rtl/>
+          <w:cs/>
           <w:lang w:val="ar_AE" w:bidi="ar_AE"/>
         </w:rPr>
       </w:r>
@@ -2997,28 +3757,36 @@
       </w:pPr>
       <w:r>
         <w:rPr>
+          <w:rtl/>
+          <w:cs/>
           <w:lang w:val="ar_AE" w:bidi="ar_AE"/>
         </w:rPr>
         <w:t>١ تسالونيكي ٥: ٢</w:t>
       </w:r>
       <w:r>
         <w:rPr>
-          <w:lang w:val="ar_AE" w:bidi="ar_AE"/>
-        </w:rPr>
-      </w:r>
-    </w:p>
-    <w:p>
-      <w:pPr>
-        <w:bidi/>
-      </w:pPr>
-      <w:r>
-        <w:rPr>
+          <w:rtl/>
+          <w:cs/>
+          <w:lang w:val="ar_AE" w:bidi="ar_AE"/>
+        </w:rPr>
+      </w:r>
+    </w:p>
+    <w:p>
+      <w:pPr>
+        <w:bidi/>
+      </w:pPr>
+      <w:r>
+        <w:rPr>
+          <w:rtl/>
+          <w:cs/>
           <w:lang w:val="ar_AE" w:bidi="ar_AE"/>
         </w:rPr>
       </w:r>
       <w:r>
         <w:rPr>
           <w:b/>
+          <w:rtl/>
+          <w:cs/>
           <w:lang w:val="ar_AE" w:bidi="ar_AE"/>
         </w:rPr>
         <w:t>كيف سيجيء يوم الرب على حدّ قول بولس؟</w:t>
@@ -3030,32 +3798,42 @@
       </w:pPr>
       <w:r>
         <w:rPr>
-          <w:lang w:val="ar_AE" w:bidi="ar_AE"/>
-        </w:rPr>
-      </w:r>
-      <w:r>
-        <w:rPr>
+          <w:rtl/>
+          <w:cs/>
+          <w:lang w:val="ar_AE" w:bidi="ar_AE"/>
+        </w:rPr>
+      </w:r>
+      <w:r>
+        <w:rPr>
+          <w:rtl/>
+          <w:cs/>
           <w:lang w:val="ar_AE" w:bidi="ar_AE"/>
         </w:rPr>
         <w:t>يقول بولس إن يوم الرب سيأتي مثل لصٍّ في الليل.</w:t>
       </w:r>
       <w:r>
         <w:rPr>
-          <w:lang w:val="ar_AE" w:bidi="ar_AE"/>
-        </w:rPr>
-      </w:r>
-      <w:r>
-        <w:rPr>
-          <w:lang w:val="ar_AE" w:bidi="ar_AE"/>
-        </w:rPr>
-      </w:r>
-    </w:p>
-    <w:p>
-      <w:pPr>
-        <w:bidi/>
-      </w:pPr>
-      <w:r>
-        <w:rPr>
+          <w:rtl/>
+          <w:cs/>
+          <w:lang w:val="ar_AE" w:bidi="ar_AE"/>
+        </w:rPr>
+      </w:r>
+      <w:r>
+        <w:rPr>
+          <w:rtl/>
+          <w:cs/>
+          <w:lang w:val="ar_AE" w:bidi="ar_AE"/>
+        </w:rPr>
+      </w:r>
+    </w:p>
+    <w:p>
+      <w:pPr>
+        <w:bidi/>
+      </w:pPr>
+      <w:r>
+        <w:rPr>
+          <w:rtl/>
+          <w:cs/>
           <w:lang w:val="ar_AE" w:bidi="ar_AE"/>
         </w:rPr>
       </w:r>
@@ -3067,28 +3845,36 @@
       </w:pPr>
       <w:r>
         <w:rPr>
+          <w:rtl/>
+          <w:cs/>
           <w:lang w:val="ar_AE" w:bidi="ar_AE"/>
         </w:rPr>
         <w:t>١ تسالونيكي ٥: ٣</w:t>
       </w:r>
       <w:r>
         <w:rPr>
-          <w:lang w:val="ar_AE" w:bidi="ar_AE"/>
-        </w:rPr>
-      </w:r>
-    </w:p>
-    <w:p>
-      <w:pPr>
-        <w:bidi/>
-      </w:pPr>
-      <w:r>
-        <w:rPr>
+          <w:rtl/>
+          <w:cs/>
+          <w:lang w:val="ar_AE" w:bidi="ar_AE"/>
+        </w:rPr>
+      </w:r>
+    </w:p>
+    <w:p>
+      <w:pPr>
+        <w:bidi/>
+      </w:pPr>
+      <w:r>
+        <w:rPr>
+          <w:rtl/>
+          <w:cs/>
           <w:lang w:val="ar_AE" w:bidi="ar_AE"/>
         </w:rPr>
       </w:r>
       <w:r>
         <w:rPr>
           <w:b/>
+          <w:rtl/>
+          <w:cs/>
           <w:lang w:val="ar_AE" w:bidi="ar_AE"/>
         </w:rPr>
         <w:t>ماذا سيقول بعض الناس عندما يأتي عليهم الهلاك المفاجئ؟</w:t>
@@ -3100,32 +3886,42 @@
       </w:pPr>
       <w:r>
         <w:rPr>
-          <w:lang w:val="ar_AE" w:bidi="ar_AE"/>
-        </w:rPr>
-      </w:r>
-      <w:r>
-        <w:rPr>
+          <w:rtl/>
+          <w:cs/>
+          <w:lang w:val="ar_AE" w:bidi="ar_AE"/>
+        </w:rPr>
+      </w:r>
+      <w:r>
+        <w:rPr>
+          <w:rtl/>
+          <w:cs/>
           <w:lang w:val="ar_AE" w:bidi="ar_AE"/>
         </w:rPr>
         <w:t>سيقول بعض الناس: "سلام وأمان".</w:t>
       </w:r>
       <w:r>
         <w:rPr>
-          <w:lang w:val="ar_AE" w:bidi="ar_AE"/>
-        </w:rPr>
-      </w:r>
-      <w:r>
-        <w:rPr>
-          <w:lang w:val="ar_AE" w:bidi="ar_AE"/>
-        </w:rPr>
-      </w:r>
-    </w:p>
-    <w:p>
-      <w:pPr>
-        <w:bidi/>
-      </w:pPr>
-      <w:r>
-        <w:rPr>
+          <w:rtl/>
+          <w:cs/>
+          <w:lang w:val="ar_AE" w:bidi="ar_AE"/>
+        </w:rPr>
+      </w:r>
+      <w:r>
+        <w:rPr>
+          <w:rtl/>
+          <w:cs/>
+          <w:lang w:val="ar_AE" w:bidi="ar_AE"/>
+        </w:rPr>
+      </w:r>
+    </w:p>
+    <w:p>
+      <w:pPr>
+        <w:bidi/>
+      </w:pPr>
+      <w:r>
+        <w:rPr>
+          <w:rtl/>
+          <w:cs/>
           <w:lang w:val="ar_AE" w:bidi="ar_AE"/>
         </w:rPr>
       </w:r>
@@ -3137,28 +3933,36 @@
       </w:pPr>
       <w:r>
         <w:rPr>
+          <w:rtl/>
+          <w:cs/>
           <w:lang w:val="ar_AE" w:bidi="ar_AE"/>
         </w:rPr>
         <w:t>١ تسالونيكي ٥: ٤–٥</w:t>
       </w:r>
       <w:r>
         <w:rPr>
-          <w:lang w:val="ar_AE" w:bidi="ar_AE"/>
-        </w:rPr>
-      </w:r>
-    </w:p>
-    <w:p>
-      <w:pPr>
-        <w:bidi/>
-      </w:pPr>
-      <w:r>
-        <w:rPr>
+          <w:rtl/>
+          <w:cs/>
+          <w:lang w:val="ar_AE" w:bidi="ar_AE"/>
+        </w:rPr>
+      </w:r>
+    </w:p>
+    <w:p>
+      <w:pPr>
+        <w:bidi/>
+      </w:pPr>
+      <w:r>
+        <w:rPr>
+          <w:rtl/>
+          <w:cs/>
           <w:lang w:val="ar_AE" w:bidi="ar_AE"/>
         </w:rPr>
       </w:r>
       <w:r>
         <w:rPr>
           <w:b/>
+          <w:rtl/>
+          <w:cs/>
           <w:lang w:val="ar_AE" w:bidi="ar_AE"/>
         </w:rPr>
         <w:t>لماذا يقول بولس إن يوم الرب لا ينبغي أن يفاجئ المؤمنين مثل اللص؟</w:t>
@@ -3170,32 +3974,42 @@
       </w:pPr>
       <w:r>
         <w:rPr>
-          <w:lang w:val="ar_AE" w:bidi="ar_AE"/>
-        </w:rPr>
-      </w:r>
-      <w:r>
-        <w:rPr>
+          <w:rtl/>
+          <w:cs/>
+          <w:lang w:val="ar_AE" w:bidi="ar_AE"/>
+        </w:rPr>
+      </w:r>
+      <w:r>
+        <w:rPr>
+          <w:rtl/>
+          <w:cs/>
           <w:lang w:val="ar_AE" w:bidi="ar_AE"/>
         </w:rPr>
         <w:t>لأن المؤمنين ليسوا في ظلمة، بل هُم أبناء النور، فلا ينبغي أن يفاجئهم اليوم مثل اللص.</w:t>
       </w:r>
       <w:r>
         <w:rPr>
-          <w:lang w:val="ar_AE" w:bidi="ar_AE"/>
-        </w:rPr>
-      </w:r>
-      <w:r>
-        <w:rPr>
-          <w:lang w:val="ar_AE" w:bidi="ar_AE"/>
-        </w:rPr>
-      </w:r>
-    </w:p>
-    <w:p>
-      <w:pPr>
-        <w:bidi/>
-      </w:pPr>
-      <w:r>
-        <w:rPr>
+          <w:rtl/>
+          <w:cs/>
+          <w:lang w:val="ar_AE" w:bidi="ar_AE"/>
+        </w:rPr>
+      </w:r>
+      <w:r>
+        <w:rPr>
+          <w:rtl/>
+          <w:cs/>
+          <w:lang w:val="ar_AE" w:bidi="ar_AE"/>
+        </w:rPr>
+      </w:r>
+    </w:p>
+    <w:p>
+      <w:pPr>
+        <w:bidi/>
+      </w:pPr>
+      <w:r>
+        <w:rPr>
+          <w:rtl/>
+          <w:cs/>
           <w:lang w:val="ar_AE" w:bidi="ar_AE"/>
         </w:rPr>
       </w:r>
@@ -3207,28 +4021,36 @@
       </w:pPr>
       <w:r>
         <w:rPr>
+          <w:rtl/>
+          <w:cs/>
           <w:lang w:val="ar_AE" w:bidi="ar_AE"/>
         </w:rPr>
         <w:t>١ تسالونيكي ٥: ٦</w:t>
       </w:r>
       <w:r>
         <w:rPr>
-          <w:lang w:val="ar_AE" w:bidi="ar_AE"/>
-        </w:rPr>
-      </w:r>
-    </w:p>
-    <w:p>
-      <w:pPr>
-        <w:bidi/>
-      </w:pPr>
-      <w:r>
-        <w:rPr>
+          <w:rtl/>
+          <w:cs/>
+          <w:lang w:val="ar_AE" w:bidi="ar_AE"/>
+        </w:rPr>
+      </w:r>
+    </w:p>
+    <w:p>
+      <w:pPr>
+        <w:bidi/>
+      </w:pPr>
+      <w:r>
+        <w:rPr>
+          <w:rtl/>
+          <w:cs/>
           <w:lang w:val="ar_AE" w:bidi="ar_AE"/>
         </w:rPr>
       </w:r>
       <w:r>
         <w:rPr>
           <w:b/>
+          <w:rtl/>
+          <w:cs/>
           <w:lang w:val="ar_AE" w:bidi="ar_AE"/>
         </w:rPr>
         <w:t>ماذا يطلب بولس من المؤمنين أن يفعلوا بشأن يوم الرب الآتي؟</w:t>
@@ -3240,32 +4062,42 @@
       </w:pPr>
       <w:r>
         <w:rPr>
-          <w:lang w:val="ar_AE" w:bidi="ar_AE"/>
-        </w:rPr>
-      </w:r>
-      <w:r>
-        <w:rPr>
+          <w:rtl/>
+          <w:cs/>
+          <w:lang w:val="ar_AE" w:bidi="ar_AE"/>
+        </w:rPr>
+      </w:r>
+      <w:r>
+        <w:rPr>
+          <w:rtl/>
+          <w:cs/>
           <w:lang w:val="ar_AE" w:bidi="ar_AE"/>
         </w:rPr>
         <w:t>يخبر بولس المؤمنين أن يسهروا ويكونوا يقظين.</w:t>
       </w:r>
       <w:r>
         <w:rPr>
-          <w:lang w:val="ar_AE" w:bidi="ar_AE"/>
-        </w:rPr>
-      </w:r>
-      <w:r>
-        <w:rPr>
-          <w:lang w:val="ar_AE" w:bidi="ar_AE"/>
-        </w:rPr>
-      </w:r>
-    </w:p>
-    <w:p>
-      <w:pPr>
-        <w:bidi/>
-      </w:pPr>
-      <w:r>
-        <w:rPr>
+          <w:rtl/>
+          <w:cs/>
+          <w:lang w:val="ar_AE" w:bidi="ar_AE"/>
+        </w:rPr>
+      </w:r>
+      <w:r>
+        <w:rPr>
+          <w:rtl/>
+          <w:cs/>
+          <w:lang w:val="ar_AE" w:bidi="ar_AE"/>
+        </w:rPr>
+      </w:r>
+    </w:p>
+    <w:p>
+      <w:pPr>
+        <w:bidi/>
+      </w:pPr>
+      <w:r>
+        <w:rPr>
+          <w:rtl/>
+          <w:cs/>
           <w:lang w:val="ar_AE" w:bidi="ar_AE"/>
         </w:rPr>
       </w:r>
@@ -3277,28 +4109,36 @@
       </w:pPr>
       <w:r>
         <w:rPr>
+          <w:rtl/>
+          <w:cs/>
           <w:lang w:val="ar_AE" w:bidi="ar_AE"/>
         </w:rPr>
         <w:t>١ تسالونيكي ٥: ٩</w:t>
       </w:r>
       <w:r>
         <w:rPr>
-          <w:lang w:val="ar_AE" w:bidi="ar_AE"/>
-        </w:rPr>
-      </w:r>
-    </w:p>
-    <w:p>
-      <w:pPr>
-        <w:bidi/>
-      </w:pPr>
-      <w:r>
-        <w:rPr>
+          <w:rtl/>
+          <w:cs/>
+          <w:lang w:val="ar_AE" w:bidi="ar_AE"/>
+        </w:rPr>
+      </w:r>
+    </w:p>
+    <w:p>
+      <w:pPr>
+        <w:bidi/>
+      </w:pPr>
+      <w:r>
+        <w:rPr>
+          <w:rtl/>
+          <w:cs/>
           <w:lang w:val="ar_AE" w:bidi="ar_AE"/>
         </w:rPr>
       </w:r>
       <w:r>
         <w:rPr>
           <w:b/>
+          <w:rtl/>
+          <w:cs/>
           <w:lang w:val="ar_AE" w:bidi="ar_AE"/>
         </w:rPr>
         <w:t>ما الذي قُدِّرَ للمؤمنين من قِبَلِ ٱللهِ؟</w:t>
@@ -3310,32 +4150,42 @@
       </w:pPr>
       <w:r>
         <w:rPr>
-          <w:lang w:val="ar_AE" w:bidi="ar_AE"/>
-        </w:rPr>
-      </w:r>
-      <w:r>
-        <w:rPr>
+          <w:rtl/>
+          <w:cs/>
+          <w:lang w:val="ar_AE" w:bidi="ar_AE"/>
+        </w:rPr>
+      </w:r>
+      <w:r>
+        <w:rPr>
+          <w:rtl/>
+          <w:cs/>
           <w:lang w:val="ar_AE" w:bidi="ar_AE"/>
         </w:rPr>
         <w:t>مُقدَّر من قِبَل ٱللهِ للمؤمنين الخلاص بالرب يَسوع ٱلْمَسِيحِ.</w:t>
       </w:r>
       <w:r>
         <w:rPr>
-          <w:lang w:val="ar_AE" w:bidi="ar_AE"/>
-        </w:rPr>
-      </w:r>
-      <w:r>
-        <w:rPr>
-          <w:lang w:val="ar_AE" w:bidi="ar_AE"/>
-        </w:rPr>
-      </w:r>
-    </w:p>
-    <w:p>
-      <w:pPr>
-        <w:bidi/>
-      </w:pPr>
-      <w:r>
-        <w:rPr>
+          <w:rtl/>
+          <w:cs/>
+          <w:lang w:val="ar_AE" w:bidi="ar_AE"/>
+        </w:rPr>
+      </w:r>
+      <w:r>
+        <w:rPr>
+          <w:rtl/>
+          <w:cs/>
+          <w:lang w:val="ar_AE" w:bidi="ar_AE"/>
+        </w:rPr>
+      </w:r>
+    </w:p>
+    <w:p>
+      <w:pPr>
+        <w:bidi/>
+      </w:pPr>
+      <w:r>
+        <w:rPr>
+          <w:rtl/>
+          <w:cs/>
           <w:lang w:val="ar_AE" w:bidi="ar_AE"/>
         </w:rPr>
       </w:r>
@@ -3347,28 +4197,36 @@
       </w:pPr>
       <w:r>
         <w:rPr>
+          <w:rtl/>
+          <w:cs/>
           <w:lang w:val="ar_AE" w:bidi="ar_AE"/>
         </w:rPr>
         <w:t>١ تسالونيكي ٥: ١٢–١٣</w:t>
       </w:r>
       <w:r>
         <w:rPr>
-          <w:lang w:val="ar_AE" w:bidi="ar_AE"/>
-        </w:rPr>
-      </w:r>
-    </w:p>
-    <w:p>
-      <w:pPr>
-        <w:bidi/>
-      </w:pPr>
-      <w:r>
-        <w:rPr>
+          <w:rtl/>
+          <w:cs/>
+          <w:lang w:val="ar_AE" w:bidi="ar_AE"/>
+        </w:rPr>
+      </w:r>
+    </w:p>
+    <w:p>
+      <w:pPr>
+        <w:bidi/>
+      </w:pPr>
+      <w:r>
+        <w:rPr>
+          <w:rtl/>
+          <w:cs/>
           <w:lang w:val="ar_AE" w:bidi="ar_AE"/>
         </w:rPr>
       </w:r>
       <w:r>
         <w:rPr>
           <w:b/>
+          <w:rtl/>
+          <w:cs/>
           <w:lang w:val="ar_AE" w:bidi="ar_AE"/>
         </w:rPr>
         <w:t>ما الموقف الذي يجب أنْ يكون عليه المؤمنون تجاه مُدبِّريهم في الرب كما يقول بولس؟</w:t>
@@ -3380,32 +4238,42 @@
       </w:pPr>
       <w:r>
         <w:rPr>
-          <w:lang w:val="ar_AE" w:bidi="ar_AE"/>
-        </w:rPr>
-      </w:r>
-      <w:r>
-        <w:rPr>
+          <w:rtl/>
+          <w:cs/>
+          <w:lang w:val="ar_AE" w:bidi="ar_AE"/>
+        </w:rPr>
+      </w:r>
+      <w:r>
+        <w:rPr>
+          <w:rtl/>
+          <w:cs/>
           <w:lang w:val="ar_AE" w:bidi="ar_AE"/>
         </w:rPr>
         <w:t>يقول بولس إنه ينبغي لهم الاعتراف بهم وتقديرهم تقديرًا كبيرًا في محبة.</w:t>
       </w:r>
       <w:r>
         <w:rPr>
-          <w:lang w:val="ar_AE" w:bidi="ar_AE"/>
-        </w:rPr>
-      </w:r>
-      <w:r>
-        <w:rPr>
-          <w:lang w:val="ar_AE" w:bidi="ar_AE"/>
-        </w:rPr>
-      </w:r>
-    </w:p>
-    <w:p>
-      <w:pPr>
-        <w:bidi/>
-      </w:pPr>
-      <w:r>
-        <w:rPr>
+          <w:rtl/>
+          <w:cs/>
+          <w:lang w:val="ar_AE" w:bidi="ar_AE"/>
+        </w:rPr>
+      </w:r>
+      <w:r>
+        <w:rPr>
+          <w:rtl/>
+          <w:cs/>
+          <w:lang w:val="ar_AE" w:bidi="ar_AE"/>
+        </w:rPr>
+      </w:r>
+    </w:p>
+    <w:p>
+      <w:pPr>
+        <w:bidi/>
+      </w:pPr>
+      <w:r>
+        <w:rPr>
+          <w:rtl/>
+          <w:cs/>
           <w:lang w:val="ar_AE" w:bidi="ar_AE"/>
         </w:rPr>
       </w:r>
@@ -3417,28 +4285,36 @@
       </w:pPr>
       <w:r>
         <w:rPr>
+          <w:rtl/>
+          <w:cs/>
           <w:lang w:val="ar_AE" w:bidi="ar_AE"/>
         </w:rPr>
         <w:t>١ تسالونيكي ٥: ١٥</w:t>
       </w:r>
       <w:r>
         <w:rPr>
-          <w:lang w:val="ar_AE" w:bidi="ar_AE"/>
-        </w:rPr>
-      </w:r>
-    </w:p>
-    <w:p>
-      <w:pPr>
-        <w:bidi/>
-      </w:pPr>
-      <w:r>
-        <w:rPr>
+          <w:rtl/>
+          <w:cs/>
+          <w:lang w:val="ar_AE" w:bidi="ar_AE"/>
+        </w:rPr>
+      </w:r>
+    </w:p>
+    <w:p>
+      <w:pPr>
+        <w:bidi/>
+      </w:pPr>
+      <w:r>
+        <w:rPr>
+          <w:rtl/>
+          <w:cs/>
           <w:lang w:val="ar_AE" w:bidi="ar_AE"/>
         </w:rPr>
       </w:r>
       <w:r>
         <w:rPr>
           <w:b/>
+          <w:rtl/>
+          <w:cs/>
           <w:lang w:val="ar_AE" w:bidi="ar_AE"/>
         </w:rPr>
         <w:t>ماذا يوصي بولس بعدم فعله عندما يُرتكب الشر ضدهم؟</w:t>
@@ -3450,32 +4326,42 @@
       </w:pPr>
       <w:r>
         <w:rPr>
-          <w:lang w:val="ar_AE" w:bidi="ar_AE"/>
-        </w:rPr>
-      </w:r>
-      <w:r>
-        <w:rPr>
+          <w:rtl/>
+          <w:cs/>
+          <w:lang w:val="ar_AE" w:bidi="ar_AE"/>
+        </w:rPr>
+      </w:r>
+      <w:r>
+        <w:rPr>
+          <w:rtl/>
+          <w:cs/>
           <w:lang w:val="ar_AE" w:bidi="ar_AE"/>
         </w:rPr>
         <w:t>يقول بولس إنه لا ينبغي لأحد أن يجازي عن الشر الذي يُفعل به بشرٍ مُماثِل</w:t>
       </w:r>
       <w:r>
         <w:rPr>
-          <w:lang w:val="ar_AE" w:bidi="ar_AE"/>
-        </w:rPr>
-      </w:r>
-      <w:r>
-        <w:rPr>
-          <w:lang w:val="ar_AE" w:bidi="ar_AE"/>
-        </w:rPr>
-      </w:r>
-    </w:p>
-    <w:p>
-      <w:pPr>
-        <w:bidi/>
-      </w:pPr>
-      <w:r>
-        <w:rPr>
+          <w:rtl/>
+          <w:cs/>
+          <w:lang w:val="ar_AE" w:bidi="ar_AE"/>
+        </w:rPr>
+      </w:r>
+      <w:r>
+        <w:rPr>
+          <w:rtl/>
+          <w:cs/>
+          <w:lang w:val="ar_AE" w:bidi="ar_AE"/>
+        </w:rPr>
+      </w:r>
+    </w:p>
+    <w:p>
+      <w:pPr>
+        <w:bidi/>
+      </w:pPr>
+      <w:r>
+        <w:rPr>
+          <w:rtl/>
+          <w:cs/>
           <w:lang w:val="ar_AE" w:bidi="ar_AE"/>
         </w:rPr>
       </w:r>
@@ -3487,28 +4373,36 @@
       </w:pPr>
       <w:r>
         <w:rPr>
+          <w:rtl/>
+          <w:cs/>
           <w:lang w:val="ar_AE" w:bidi="ar_AE"/>
         </w:rPr>
         <w:t>١ تسالونيكي ٥: ١٨</w:t>
       </w:r>
       <w:r>
         <w:rPr>
-          <w:lang w:val="ar_AE" w:bidi="ar_AE"/>
-        </w:rPr>
-      </w:r>
-    </w:p>
-    <w:p>
-      <w:pPr>
-        <w:bidi/>
-      </w:pPr>
-      <w:r>
-        <w:rPr>
+          <w:rtl/>
+          <w:cs/>
+          <w:lang w:val="ar_AE" w:bidi="ar_AE"/>
+        </w:rPr>
+      </w:r>
+    </w:p>
+    <w:p>
+      <w:pPr>
+        <w:bidi/>
+      </w:pPr>
+      <w:r>
+        <w:rPr>
+          <w:rtl/>
+          <w:cs/>
           <w:lang w:val="ar_AE" w:bidi="ar_AE"/>
         </w:rPr>
       </w:r>
       <w:r>
         <w:rPr>
           <w:b/>
+          <w:rtl/>
+          <w:cs/>
           <w:lang w:val="ar_AE" w:bidi="ar_AE"/>
         </w:rPr>
         <w:t>ماذا ينبغي للمؤمنين فعله في كل شيء كما يقول بولس، ولماذا؟</w:t>
@@ -3520,32 +4414,42 @@
       </w:pPr>
       <w:r>
         <w:rPr>
-          <w:lang w:val="ar_AE" w:bidi="ar_AE"/>
-        </w:rPr>
-      </w:r>
-      <w:r>
-        <w:rPr>
+          <w:rtl/>
+          <w:cs/>
+          <w:lang w:val="ar_AE" w:bidi="ar_AE"/>
+        </w:rPr>
+      </w:r>
+      <w:r>
+        <w:rPr>
+          <w:rtl/>
+          <w:cs/>
           <w:lang w:val="ar_AE" w:bidi="ar_AE"/>
         </w:rPr>
         <w:t>يقول بولس إنه على المؤمنين أن يشكروا في كل شيء، لأن هذه هي مشيئة ٱللهِ من جهتهم.</w:t>
       </w:r>
       <w:r>
         <w:rPr>
-          <w:lang w:val="ar_AE" w:bidi="ar_AE"/>
-        </w:rPr>
-      </w:r>
-      <w:r>
-        <w:rPr>
-          <w:lang w:val="ar_AE" w:bidi="ar_AE"/>
-        </w:rPr>
-      </w:r>
-    </w:p>
-    <w:p>
-      <w:pPr>
-        <w:bidi/>
-      </w:pPr>
-      <w:r>
-        <w:rPr>
+          <w:rtl/>
+          <w:cs/>
+          <w:lang w:val="ar_AE" w:bidi="ar_AE"/>
+        </w:rPr>
+      </w:r>
+      <w:r>
+        <w:rPr>
+          <w:rtl/>
+          <w:cs/>
+          <w:lang w:val="ar_AE" w:bidi="ar_AE"/>
+        </w:rPr>
+      </w:r>
+    </w:p>
+    <w:p>
+      <w:pPr>
+        <w:bidi/>
+      </w:pPr>
+      <w:r>
+        <w:rPr>
+          <w:rtl/>
+          <w:cs/>
           <w:lang w:val="ar_AE" w:bidi="ar_AE"/>
         </w:rPr>
       </w:r>
@@ -3557,28 +4461,36 @@
       </w:pPr>
       <w:r>
         <w:rPr>
+          <w:rtl/>
+          <w:cs/>
           <w:lang w:val="ar_AE" w:bidi="ar_AE"/>
         </w:rPr>
         <w:t>١ تسالونيكي ٥: ٢٠–٢١</w:t>
       </w:r>
       <w:r>
         <w:rPr>
-          <w:lang w:val="ar_AE" w:bidi="ar_AE"/>
-        </w:rPr>
-      </w:r>
-    </w:p>
-    <w:p>
-      <w:pPr>
-        <w:bidi/>
-      </w:pPr>
-      <w:r>
-        <w:rPr>
+          <w:rtl/>
+          <w:cs/>
+          <w:lang w:val="ar_AE" w:bidi="ar_AE"/>
+        </w:rPr>
+      </w:r>
+    </w:p>
+    <w:p>
+      <w:pPr>
+        <w:bidi/>
+      </w:pPr>
+      <w:r>
+        <w:rPr>
+          <w:rtl/>
+          <w:cs/>
           <w:lang w:val="ar_AE" w:bidi="ar_AE"/>
         </w:rPr>
       </w:r>
       <w:r>
         <w:rPr>
           <w:b/>
+          <w:rtl/>
+          <w:cs/>
           <w:lang w:val="ar_AE" w:bidi="ar_AE"/>
         </w:rPr>
         <w:t>ما التعليمات التي يعطيها بولس للمؤمنين بشأن النبوات؟</w:t>
@@ -3590,32 +4502,42 @@
       </w:pPr>
       <w:r>
         <w:rPr>
-          <w:lang w:val="ar_AE" w:bidi="ar_AE"/>
-        </w:rPr>
-      </w:r>
-      <w:r>
-        <w:rPr>
+          <w:rtl/>
+          <w:cs/>
+          <w:lang w:val="ar_AE" w:bidi="ar_AE"/>
+        </w:rPr>
+      </w:r>
+      <w:r>
+        <w:rPr>
+          <w:rtl/>
+          <w:cs/>
           <w:lang w:val="ar_AE" w:bidi="ar_AE"/>
         </w:rPr>
         <w:t>يُوجّه بولس المؤمنين إلى عدم ازدراء النبوات وأن يختبروا كل شيء ويتمسكوا بالحَسَن.</w:t>
       </w:r>
       <w:r>
         <w:rPr>
-          <w:lang w:val="ar_AE" w:bidi="ar_AE"/>
-        </w:rPr>
-      </w:r>
-      <w:r>
-        <w:rPr>
-          <w:lang w:val="ar_AE" w:bidi="ar_AE"/>
-        </w:rPr>
-      </w:r>
-    </w:p>
-    <w:p>
-      <w:pPr>
-        <w:bidi/>
-      </w:pPr>
-      <w:r>
-        <w:rPr>
+          <w:rtl/>
+          <w:cs/>
+          <w:lang w:val="ar_AE" w:bidi="ar_AE"/>
+        </w:rPr>
+      </w:r>
+      <w:r>
+        <w:rPr>
+          <w:rtl/>
+          <w:cs/>
+          <w:lang w:val="ar_AE" w:bidi="ar_AE"/>
+        </w:rPr>
+      </w:r>
+    </w:p>
+    <w:p>
+      <w:pPr>
+        <w:bidi/>
+      </w:pPr>
+      <w:r>
+        <w:rPr>
+          <w:rtl/>
+          <w:cs/>
           <w:lang w:val="ar_AE" w:bidi="ar_AE"/>
         </w:rPr>
       </w:r>
@@ -3627,28 +4549,36 @@
       </w:pPr>
       <w:r>
         <w:rPr>
+          <w:rtl/>
+          <w:cs/>
           <w:lang w:val="ar_AE" w:bidi="ar_AE"/>
         </w:rPr>
         <w:t>١ تسالونيكي ٥: ٢٣</w:t>
       </w:r>
       <w:r>
         <w:rPr>
-          <w:lang w:val="ar_AE" w:bidi="ar_AE"/>
-        </w:rPr>
-      </w:r>
-    </w:p>
-    <w:p>
-      <w:pPr>
-        <w:bidi/>
-      </w:pPr>
-      <w:r>
-        <w:rPr>
+          <w:rtl/>
+          <w:cs/>
+          <w:lang w:val="ar_AE" w:bidi="ar_AE"/>
+        </w:rPr>
+      </w:r>
+    </w:p>
+    <w:p>
+      <w:pPr>
+        <w:bidi/>
+      </w:pPr>
+      <w:r>
+        <w:rPr>
+          <w:rtl/>
+          <w:cs/>
           <w:lang w:val="ar_AE" w:bidi="ar_AE"/>
         </w:rPr>
       </w:r>
       <w:r>
         <w:rPr>
           <w:b/>
+          <w:rtl/>
+          <w:cs/>
           <w:lang w:val="ar_AE" w:bidi="ar_AE"/>
         </w:rPr>
         <w:t>ماذا يصلي بولس أن يفعل ٱلله للمؤمنين؟</w:t>
@@ -3660,32 +4590,42 @@
       </w:pPr>
       <w:r>
         <w:rPr>
-          <w:lang w:val="ar_AE" w:bidi="ar_AE"/>
-        </w:rPr>
-      </w:r>
-      <w:r>
-        <w:rPr>
+          <w:rtl/>
+          <w:cs/>
+          <w:lang w:val="ar_AE" w:bidi="ar_AE"/>
+        </w:rPr>
+      </w:r>
+      <w:r>
+        <w:rPr>
+          <w:rtl/>
+          <w:cs/>
           <w:lang w:val="ar_AE" w:bidi="ar_AE"/>
         </w:rPr>
         <w:t>يصلي بولس أن يقدس ٱلله المؤمنين تمامًا في الروح والنفس والجسد.</w:t>
       </w:r>
       <w:r>
         <w:rPr>
-          <w:lang w:val="ar_AE" w:bidi="ar_AE"/>
-        </w:rPr>
-      </w:r>
-      <w:r>
-        <w:rPr>
-          <w:lang w:val="ar_AE" w:bidi="ar_AE"/>
-        </w:rPr>
-      </w:r>
-    </w:p>
-    <w:p>
-      <w:pPr>
-        <w:bidi/>
-      </w:pPr>
-      <w:r>
-        <w:rPr>
+          <w:rtl/>
+          <w:cs/>
+          <w:lang w:val="ar_AE" w:bidi="ar_AE"/>
+        </w:rPr>
+      </w:r>
+      <w:r>
+        <w:rPr>
+          <w:rtl/>
+          <w:cs/>
+          <w:lang w:val="ar_AE" w:bidi="ar_AE"/>
+        </w:rPr>
+      </w:r>
+    </w:p>
+    <w:p>
+      <w:pPr>
+        <w:bidi/>
+      </w:pPr>
+      <w:r>
+        <w:rPr>
+          <w:rtl/>
+          <w:cs/>
           <w:lang w:val="ar_AE" w:bidi="ar_AE"/>
         </w:rPr>
       </w:r>
@@ -3697,28 +4637,36 @@
       </w:pPr>
       <w:r>
         <w:rPr>
+          <w:rtl/>
+          <w:cs/>
           <w:lang w:val="ar_AE" w:bidi="ar_AE"/>
         </w:rPr>
         <w:t>١ تسالونيكي ٥: ٢٨</w:t>
       </w:r>
       <w:r>
         <w:rPr>
-          <w:lang w:val="ar_AE" w:bidi="ar_AE"/>
-        </w:rPr>
-      </w:r>
-    </w:p>
-    <w:p>
-      <w:pPr>
-        <w:bidi/>
-      </w:pPr>
-      <w:r>
-        <w:rPr>
+          <w:rtl/>
+          <w:cs/>
+          <w:lang w:val="ar_AE" w:bidi="ar_AE"/>
+        </w:rPr>
+      </w:r>
+    </w:p>
+    <w:p>
+      <w:pPr>
+        <w:bidi/>
+      </w:pPr>
+      <w:r>
+        <w:rPr>
+          <w:rtl/>
+          <w:cs/>
           <w:lang w:val="ar_AE" w:bidi="ar_AE"/>
         </w:rPr>
       </w:r>
       <w:r>
         <w:rPr>
           <w:b/>
+          <w:rtl/>
+          <w:cs/>
           <w:lang w:val="ar_AE" w:bidi="ar_AE"/>
         </w:rPr>
         <w:t>ماذا يطلب بولس في صلاته أن تكون مع المؤمنين؟</w:t>
@@ -3730,22 +4678,30 @@
       </w:pPr>
       <w:r>
         <w:rPr>
-          <w:lang w:val="ar_AE" w:bidi="ar_AE"/>
-        </w:rPr>
-      </w:r>
-      <w:r>
-        <w:rPr>
+          <w:rtl/>
+          <w:cs/>
+          <w:lang w:val="ar_AE" w:bidi="ar_AE"/>
+        </w:rPr>
+      </w:r>
+      <w:r>
+        <w:rPr>
+          <w:rtl/>
+          <w:cs/>
           <w:lang w:val="ar_AE" w:bidi="ar_AE"/>
         </w:rPr>
         <w:t>يصلي بولس أن تكون نعمة الرب يَسوع ٱلْمَسِيحِ مع المؤمنين.</w:t>
       </w:r>
       <w:r>
         <w:rPr>
-          <w:lang w:val="ar_AE" w:bidi="ar_AE"/>
-        </w:rPr>
-      </w:r>
-      <w:r>
-        <w:rPr>
+          <w:rtl/>
+          <w:cs/>
+          <w:lang w:val="ar_AE" w:bidi="ar_AE"/>
+        </w:rPr>
+      </w:r>
+      <w:r>
+        <w:rPr>
+          <w:rtl/>
+          <w:cs/>
           <w:lang w:val="ar_AE" w:bidi="ar_AE"/>
         </w:rPr>
       </w:r>
